--- a/DAS e RAID/DAS_RAID_Trabalho.docx
+++ b/DAS e RAID/DAS_RAID_Trabalho.docx
@@ -832,6 +832,16 @@
       </w:r>
     </w:p>
     <w:p>
+      <w:r>
+        <w:t>10.1 Política de proteção e decisão</w:t>
+      </w:r>
+    </w:p>
+    <w:p>
+      <w:r>
+        <w:t>Toda recomendação deve registrar workload, tamanho/alinhamento de I/O, capacidade, janela de rebuild, cache protegido, RPO e RTO. RAID fornece disponibilidade contra falhas previstas; backup fornece retorno a um estado anterior. Hot spare reduz tempo de exposição, mas não é backup. Logs exigem write-through ou write-back protegido e respeito a flush/FUA. Tempdb em RAID 0 só é aceitável se a instância puder reiniciar e reconstruir o conteúdo dentro do RTO.</w:t>
+      </w:r>
+    </w:p>
+    <w:p>
       <w:pPr>
         <w:spacing w:after="80"/>
       </w:pPr>
@@ -855,6 +865,26 @@
           <w:szCs w:val="22"/>
         </w:rPr>
         <w:t xml:space="preserve">12. Post-Mortem — Uso de Assistente de IA Generativa</w:t>
+      </w:r>
+    </w:p>
+    <w:p>
+      <w:r>
+        <w:t>NETAPP. TR-3298: RAID-DP. https://www.netapp.com/media/19939-tr-3298.pdf. Acesso em 05 set. 2026.</w:t>
+      </w:r>
+    </w:p>
+    <w:p>
+      <w:r>
+        <w:t>NETAPP. Default RAID policies for ONTAP local tiers. https://docs.netapp.com/us-en/ontap/disks-aggregates/default-raid-policies-aggregates-concept.html. Acesso em 05 set. 2026.</w:t>
+      </w:r>
+    </w:p>
+    <w:p>
+      <w:r>
+        <w:t>INTEL. Intel RAID Software User Guide. https://cdrdv2-public.intel.com/840787/SWUG_full_featured_entry_RAID.pdf. Acesso em 05 set. 2026.</w:t>
+      </w:r>
+    </w:p>
+    <w:p>
+      <w:r>
+        <w:t>USB-IF. USB4. https://www.usb.org/usb4. Acesso em 05 set. 2026.</w:t>
       </w:r>
     </w:p>
     <w:p>
@@ -1041,22 +1071,7 @@
         <w:jc w:val="both"/>
       </w:pPr>
       <w:r>
-        <w:rPr>
-          <w:rFonts w:ascii="Calibri" w:cs="Calibri" w:eastAsia="Calibri" w:hAnsi="Calibri"/>
-          <w:b/>
-          <w:bCs/>
-          <w:sz w:val="22"/>
-          <w:szCs w:val="22"/>
-        </w:rPr>
-        <w:t xml:space="preserve">NAS (Network Attached Storage): </w:t>
-      </w:r>
-      <w:r>
-        <w:rPr>
-          <w:rFonts w:ascii="Calibri" w:cs="Calibri" w:eastAsia="Calibri" w:hAnsi="Calibri"/>
-          <w:sz w:val="22"/>
-          <w:szCs w:val="22"/>
-        </w:rPr>
-        <w:t xml:space="preserve">NAS (Network Attached Storage): dispositivo de armazenamento conectado à rede local (Ethernet/IP) e acessado por múltiplos hosts em nível de arquivo, por meio de protocolos como NFS ou SMB/CIFS — o cliente enxerga arquivos e diretórios, não blocos brutos.</w:t>
+        <w:t>NAS (Network Attached Storage): dispositivo conectado à rede Ethernet/IP e acessado por múltiplos hosts em nível de arquivo, por protocolos como NFS ou SMB/CIFS. O cliente enxerga arquivos e diretórios, não blocos crus.</w:t>
       </w:r>
     </w:p>
     <w:p>
@@ -1066,22 +1081,7 @@
         <w:jc w:val="both"/>
       </w:pPr>
       <w:r>
-        <w:rPr>
-          <w:rFonts w:ascii="Calibri" w:cs="Calibri" w:eastAsia="Calibri" w:hAnsi="Calibri"/>
-          <w:b/>
-          <w:bCs/>
-          <w:sz w:val="22"/>
-          <w:szCs w:val="22"/>
-        </w:rPr>
-        <w:t xml:space="preserve">SAN (Storage Area Network): </w:t>
-      </w:r>
-      <w:r>
-        <w:rPr>
-          <w:rFonts w:ascii="Calibri" w:cs="Calibri" w:eastAsia="Calibri" w:hAnsi="Calibri"/>
-          <w:sz w:val="22"/>
-          <w:szCs w:val="22"/>
-        </w:rPr>
-        <w:t xml:space="preserve">SAN (Storage Area Network): rede dedicada de alto desempenho (tipicamente Fibre Channel ou iSCSI) que conecta múltiplos servidores a um pool compartilhado de armazenamento em nível de bloco, permitindo que vários hosts compartilhem os mesmos discos de forma centralizada e escalável.</w:t>
+        <w:t>SAN (Storage Area Network): rede/fabric que apresenta armazenamento compartilhado em nível de bloco, normalmente por Fibre Channel, iSCSI ou NVMe-oF. Compartilhar escrita entre hosts exige coordenação do SGBD ou sistema de arquivos de cluster.</w:t>
       </w:r>
     </w:p>
     <w:p>
@@ -1211,6 +1211,15 @@
         <w:jc w:val="both"/>
       </w:pPr>
       <w:r>
+        <w:t>O SAS (Serial Attached SCSI) é uma interface serial empresarial que transporta o conjunto de comandos SCSI. Continua relevante em HDDs corporativos, enclosures e backplanes tri-mode, com dual-port e expansores; não se presume predominância em novas arquiteturas, nas quais NVMe e armazenamento distribuído também são comuns.</w:t>
+      </w:r>
+    </w:p>
+    <w:p>
+      <w:pPr>
+        <w:spacing w:after="200" w:before="0" w:line="276"/>
+        <w:jc w:val="both"/>
+      </w:pPr>
+      <w:r>
         <w:rPr>
           <w:rFonts w:ascii="Calibri" w:cs="Calibri" w:eastAsia="Calibri" w:hAnsi="Calibri"/>
           <w:b w:val="false"/>
@@ -1221,7 +1230,22 @@
           <w:sz w:val="22"/>
           <w:szCs w:val="22"/>
         </w:rPr>
-        <w:t xml:space="preserve">O SAS (Serial Attached SCSI) é a interface serial de classe empresarial, evoluída do antigo SCSI paralelo, mantendo seu conjunto de comandos (SCSI command set) sobre uma camada física serial. É a interface predominante em servidores de banco de dados e controladoras RAID corporativas, por três características que a diferenciam do SATA: dual-porting (cada disco SAS pode ser acessado por dois caminhos/controladoras independentes simultaneamente, permitindo multipath I/O e maior tolerância a falhas de controladora), suporte a múltiplos iniciadores por meio de expansores SAS (permitindo topologias com até 65.535 dispositivos endereçáveis) e uma fila de comandos mais profunda (até 254 comandos pendentes, contra cerca de 32 do NCQ do SATA). O SAS também é compatível com discos SATA (uma controladora SAS consegue endereçar discos SATA via STP — SATA Tunneling Protocol), embora o inverso não seja possível.</w:t>
+        <w:t xml:space="preserve">As gerações do SAS dobraram de velocidade a cada revisão: SAS-1 (3 Gbps, 2004), SAS-2 (6 Gbps, 2009), SAS-3 (12 Gbps, 2013) e a geração atual, SAS-4 — também chamada de 24G SAS —, que opera a 22,5 Gbps por via (aproximadamente 2.400 MB/s), padronizada a partir de 2019. Dado seu foco em confiabilidade, redundância de caminho e desempenho sustentado sob carga contínua (certificação para operação 24/7), o SAS é a interface preferida para os discos que compõem arranjos RAID em servidores de SBD de produção.</w:t>
+      </w:r>
+    </w:p>
+    <w:p>
+      <w:pPr>
+        <w:spacing w:after="150" w:before="300"/>
+      </w:pPr>
+      <w:r>
+        <w:rPr>
+          <w:rFonts w:ascii="Calibri" w:cs="Calibri" w:eastAsia="Calibri" w:hAnsi="Calibri"/>
+          <w:b/>
+          <w:bCs/>
+          <w:sz w:val="24"/>
+          <w:szCs w:val="24"/>
+        </w:rPr>
+        <w:t xml:space="preserve">4.3 FireWire (IEEE 1394)</w:t>
       </w:r>
     </w:p>
     <w:p>
@@ -1240,7 +1264,7 @@
           <w:sz w:val="22"/>
           <w:szCs w:val="22"/>
         </w:rPr>
-        <w:t xml:space="preserve">As gerações do SAS dobraram de velocidade a cada revisão: SAS-1 (3 Gbps, 2004), SAS-2 (6 Gbps, 2009), SAS-3 (12 Gbps, 2013) e a geração atual, SAS-4 — também chamada de 24G SAS —, que opera a 22,5 Gbps por via (aproximadamente 2.400 MB/s), padronizada a partir de 2019. Dado seu foco em confiabilidade, redundância de caminho e desempenho sustentado sob carga contínua (certificação para operação 24/7), o SAS é a interface preferida para os discos que compõem arranjos RAID em servidores de SBD de produção.</w:t>
+        <w:t xml:space="preserve">O FireWire (padronizado como IEEE 1394 e também comercializado como i.LINK pela Sony) foi uma interface serial desenvolvida pela Apple nos anos 1990, historicamente usada para armazenamento externo e equipamentos de áudio e vídeo. Diferentemente do USB da época, o FireWire permitia comunicação peer-to-peer entre dispositivos (sem exigir que um computador atuasse como controlador central) e suportava encadeamento (daisy-chaining) de até 63 dispositivos. Suas duas revisões mais difundidas foram o FireWire 400 (400 Mbps) e o FireWire 800 (800 Mbps). Com a popularização do USB 3.x — mais rápido, mais barato e universalmente suportado — e, posteriormente, do Thunderbolt e do USB4, o FireWire caiu em desuso: hoje é considerado uma interface legada, raramente encontrada em equipamentos novos, e é mencionada aqui principalmente por seu valor histórico e por eventualmente ainda aparecer em DAS herdado de estações de trabalho e sistemas de captura de áudio/vídeo mais antigos.</w:t>
       </w:r>
     </w:p>
     <w:p>
@@ -1255,7 +1279,7 @@
           <w:sz w:val="24"/>
           <w:szCs w:val="24"/>
         </w:rPr>
-        <w:t xml:space="preserve">4.3 FireWire (IEEE 1394)</w:t>
+        <w:t xml:space="preserve">4.4 USB (USB 3 e USB4)</w:t>
       </w:r>
     </w:p>
     <w:p>
@@ -1274,7 +1298,16 @@
           <w:sz w:val="22"/>
           <w:szCs w:val="22"/>
         </w:rPr>
-        <w:t xml:space="preserve">O FireWire (padronizado como IEEE 1394 e também comercializado como i.LINK pela Sony) foi uma interface serial desenvolvida pela Apple nos anos 1990, historicamente usada para armazenamento externo e equipamentos de áudio e vídeo. Diferentemente do USB da época, o FireWire permitia comunicação peer-to-peer entre dispositivos (sem exigir que um computador atuasse como controlador central) e suportava encadeamento (daisy-chaining) de até 63 dispositivos. Suas duas revisões mais difundidas foram o FireWire 400 (400 Mbps) e o FireWire 800 (800 Mbps). Com a popularização do USB 3.x — mais rápido, mais barato e universalmente suportado — e, posteriormente, do Thunderbolt e do USB4, o FireWire caiu em desuso: hoje é considerado uma interface legada, raramente encontrada em equipamentos novos, e é mencionada aqui principalmente por seu valor histórico e por eventualmente ainda aparecer em DAS herdado de estações de trabalho e sistemas de captura de áudio/vídeo mais antigos.</w:t>
+        <w:t xml:space="preserve">O USB (Universal Serial Bus) é a interface mais universal para armazenamento externo, por sua ubiquidade, baixo custo e capacidade de fornecer energia ao dispositivo pelo próprio cabo. É, no entanto, uma interface host-cêntrica (hierárquica): diferentemente do SAS/SCSI, sempre exige um controlador host mediando a comunicação, o que a torna adequada principalmente para DAS de host único (backup, discos externos portáteis), e não para topologias multi-iniciador.</w:t>
+      </w:r>
+    </w:p>
+    <w:p>
+      <w:pPr>
+        <w:spacing w:after="200" w:before="0" w:line="276"/>
+        <w:jc w:val="both"/>
+      </w:pPr>
+      <w:r>
+        <w:t>O USB 3.0/USB 3.2 evoluiu de 5 para 10 e 20 Gbps. O USB4 Version 2.0 prevê enlaces de até 80 Gbps; o modo de 120 Gbps é opcional e assimétrico. Host, cabo e dispositivo precisam negociar a mesma capacidade, e taxa nominal não é vazão sustentada de armazenamento.</w:t>
       </w:r>
     </w:p>
     <w:p>
@@ -1289,7 +1322,7 @@
           <w:sz w:val="24"/>
           <w:szCs w:val="24"/>
         </w:rPr>
-        <w:t xml:space="preserve">4.4 USB (USB 3 e USB4)</w:t>
+        <w:t xml:space="preserve">4.5 HBA (Host Bus Adapter)</w:t>
       </w:r>
     </w:p>
     <w:p>
@@ -1298,70 +1331,7 @@
         <w:jc w:val="both"/>
       </w:pPr>
       <w:r>
-        <w:rPr>
-          <w:rFonts w:ascii="Calibri" w:cs="Calibri" w:eastAsia="Calibri" w:hAnsi="Calibri"/>
-          <w:b w:val="false"/>
-          <w:bCs w:val="false"/>
-          <w:i w:val="false"/>
-          <w:iCs w:val="false"/>
-          <w:caps w:val="false"/>
-          <w:sz w:val="22"/>
-          <w:szCs w:val="22"/>
-        </w:rPr>
-        <w:t xml:space="preserve">O USB (Universal Serial Bus) é a interface mais universal para armazenamento externo, por sua ubiquidade, baixo custo e capacidade de fornecer energia ao dispositivo pelo próprio cabo. É, no entanto, uma interface host-cêntrica (hierárquica): diferentemente do SAS/SCSI, sempre exige um controlador host mediando a comunicação, o que a torna adequada principalmente para DAS de host único (backup, discos externos portáteis), e não para topologias multi-iniciador.</w:t>
-      </w:r>
-    </w:p>
-    <w:p>
-      <w:pPr>
-        <w:spacing w:after="200" w:before="0" w:line="276"/>
-        <w:jc w:val="both"/>
-      </w:pPr>
-      <w:r>
-        <w:rPr>
-          <w:rFonts w:ascii="Calibri" w:cs="Calibri" w:eastAsia="Calibri" w:hAnsi="Calibri"/>
-          <w:b w:val="false"/>
-          <w:bCs w:val="false"/>
-          <w:i w:val="false"/>
-          <w:iCs w:val="false"/>
-          <w:caps w:val="false"/>
-          <w:sz w:val="22"/>
-          <w:szCs w:val="22"/>
-        </w:rPr>
-        <w:t xml:space="preserve">O USB 3.0 (também chamado USB 3.2 Gen 1), lançado em 2008/2011, introduziu o modo "SuperSpeed" de 5 Gbps; revisões seguintes elevaram a velocidade para 10 Gbps (USB 3.1 Gen2 / USB 3.2 Gen2) e 20 Gbps (USB 3.2 Gen2x2, usando dois canais). O USB4, lançado em 2019 e baseado no protocolo do Thunderbolt 3, unificou dados, vídeo (DisplayPort) e PCI Express em um único túnel, com velocidade de até 40 Gbps. A revisão mais recente, USB4 Versão 2.0 (publicada pelo USB-IF em outubro de 2022), praticamente dobrou esse limite: até 80 Gbps de forma simétrica (bidirecional) e, em um modo assimétrico opcional voltado a cargas como displays de altíssima resolução, até 120 Gbps em um sentido com 40 Gbps no sentido oposto — usando uma nova camada física com sinalização PAM3. Essas velocidades aproximam o USB4 v2.0 do desempenho de interfaces internas de SSD, tornando viável, cada vez mais, um DAS externo de altíssimo desempenho conectado por uma simples porta USB-C.</w:t>
-      </w:r>
-    </w:p>
-    <w:p>
-      <w:pPr>
-        <w:spacing w:after="150" w:before="300"/>
-      </w:pPr>
-      <w:r>
-        <w:rPr>
-          <w:rFonts w:ascii="Calibri" w:cs="Calibri" w:eastAsia="Calibri" w:hAnsi="Calibri"/>
-          <w:b/>
-          <w:bCs/>
-          <w:sz w:val="24"/>
-          <w:szCs w:val="24"/>
-        </w:rPr>
-        <w:t xml:space="preserve">4.5 HBA (Host Bus Adapter)</w:t>
-      </w:r>
-    </w:p>
-    <w:p>
-      <w:pPr>
-        <w:spacing w:after="200" w:before="0" w:line="276"/>
-        <w:jc w:val="both"/>
-      </w:pPr>
-      <w:r>
-        <w:rPr>
-          <w:rFonts w:ascii="Calibri" w:cs="Calibri" w:eastAsia="Calibri" w:hAnsi="Calibri"/>
-          <w:b w:val="false"/>
-          <w:bCs w:val="false"/>
-          <w:i w:val="false"/>
-          <w:iCs w:val="false"/>
-          <w:caps w:val="false"/>
-          <w:sz w:val="22"/>
-          <w:szCs w:val="22"/>
-        </w:rPr>
-        <w:t xml:space="preserve">Diferentemente das interfaces anteriores, o HBA (Host Bus Adapter) não é, em si, um padrão físico de cabo, mas sim a placa controladora — tipicamente um cartão PCI Express instalado no servidor — que faz a ponte entre o barramento interno do host e a interface de armazenamento externa (SAS, SATA ou, em outros contextos, Fibre Channel), fornecendo as portas físicas de conexão aos discos e implementando o protocolo de comunicação com eles. É por meio do HBA que o restante das interfaces discutidas nesta seção efetivamente chega ao processador e à memória do servidor.</w:t>
+        <w:t>HBA (Host Bus Adapter) é uma categoria de adaptador/controladora, não um protocolo universal: liga o host, geralmente por PCIe, a SAS, Fibre Channel ou outro transporte. USB usa host controller e SATA pode estar integrado ao chipset; nem toda E/S passa por uma placa HBA dedicada.</w:t>
       </w:r>
     </w:p>
     <w:p>
@@ -1435,20 +1405,8 @@
             <w:vAlign w:val="center"/>
           </w:tcPr>
           <w:p>
-            <w:pPr>
-              <w:spacing w:after="40"/>
-              <w:jc w:val="left"/>
-            </w:pPr>
-            <w:r>
-              <w:rPr>
-                <w:rFonts w:ascii="Calibri" w:cs="Calibri" w:eastAsia="Calibri" w:hAnsi="Calibri"/>
-                <w:b/>
-                <w:bCs/>
-                <w:color w:val="FFFFFF"/>
-                <w:sz w:val="16"/>
-                <w:szCs w:val="16"/>
-              </w:rPr>
-              <w:t xml:space="preserve">Interface</w:t>
+            <w:r>
+              <w:t>Interface</w:t>
             </w:r>
           </w:p>
         </w:tc>
@@ -1465,20 +1423,8 @@
             <w:vAlign w:val="center"/>
           </w:tcPr>
           <w:p>
-            <w:pPr>
-              <w:spacing w:after="40"/>
-              <w:jc w:val="left"/>
-            </w:pPr>
-            <w:r>
-              <w:rPr>
-                <w:rFonts w:ascii="Calibri" w:cs="Calibri" w:eastAsia="Calibri" w:hAnsi="Calibri"/>
-                <w:b/>
-                <w:bCs/>
-                <w:color w:val="FFFFFF"/>
-                <w:sz w:val="16"/>
-                <w:szCs w:val="16"/>
-              </w:rPr>
-              <w:t xml:space="preserve">Geração/Ano</w:t>
+            <w:r>
+              <w:t>Taxa e latência</w:t>
             </w:r>
           </w:p>
         </w:tc>
@@ -1495,20 +1441,8 @@
             <w:vAlign w:val="center"/>
           </w:tcPr>
           <w:p>
-            <w:pPr>
-              <w:spacing w:after="40"/>
-              <w:jc w:val="left"/>
-            </w:pPr>
-            <w:r>
-              <w:rPr>
-                <w:rFonts w:ascii="Calibri" w:cs="Calibri" w:eastAsia="Calibri" w:hAnsi="Calibri"/>
-                <w:b/>
-                <w:bCs/>
-                <w:color w:val="FFFFFF"/>
-                <w:sz w:val="16"/>
-                <w:szCs w:val="16"/>
-              </w:rPr>
-              <w:t xml:space="preserve">Velocidade típica</w:t>
+            <w:r>
+              <w:t>Distância / hot-plug</w:t>
             </w:r>
           </w:p>
         </w:tc>
@@ -1525,20 +1459,8 @@
             <w:vAlign w:val="center"/>
           </w:tcPr>
           <w:p>
-            <w:pPr>
-              <w:spacing w:after="40"/>
-              <w:jc w:val="left"/>
-            </w:pPr>
-            <w:r>
-              <w:rPr>
-                <w:rFonts w:ascii="Calibri" w:cs="Calibri" w:eastAsia="Calibri" w:hAnsi="Calibri"/>
-                <w:b/>
-                <w:bCs/>
-                <w:color w:val="FFFFFF"/>
-                <w:sz w:val="16"/>
-                <w:szCs w:val="16"/>
-              </w:rPr>
-              <w:t xml:space="preserve">Topologia</w:t>
+            <w:r>
+              <w:t>Duplex, filas e dispositivos</w:t>
             </w:r>
           </w:p>
         </w:tc>
@@ -1555,20 +1477,8 @@
             <w:vAlign w:val="center"/>
           </w:tcPr>
           <w:p>
-            <w:pPr>
-              <w:spacing w:after="40"/>
-              <w:jc w:val="left"/>
-            </w:pPr>
-            <w:r>
-              <w:rPr>
-                <w:rFonts w:ascii="Calibri" w:cs="Calibri" w:eastAsia="Calibri" w:hAnsi="Calibri"/>
-                <w:b/>
-                <w:bCs/>
-                <w:color w:val="FFFFFF"/>
-                <w:sz w:val="16"/>
-                <w:szCs w:val="16"/>
-              </w:rPr>
-              <w:t xml:space="preserve">Multi-iniciador / Dual-path</w:t>
+            <w:r>
+              <w:t>Confiabilidade / estado</w:t>
             </w:r>
           </w:p>
         </w:tc>
@@ -1585,20 +1495,8 @@
             <w:vAlign w:val="center"/>
           </w:tcPr>
           <w:p>
-            <w:pPr>
-              <w:spacing w:after="40"/>
-              <w:jc w:val="left"/>
-            </w:pPr>
-            <w:r>
-              <w:rPr>
-                <w:rFonts w:ascii="Calibri" w:cs="Calibri" w:eastAsia="Calibri" w:hAnsi="Calibri"/>
-                <w:b/>
-                <w:bCs/>
-                <w:color w:val="FFFFFF"/>
-                <w:sz w:val="16"/>
-                <w:szCs w:val="16"/>
-              </w:rPr>
-              <w:t xml:space="preserve">Uso típico em SBD</w:t>
+            <w:r>
+              <w:t>Uso em SBD</w:t>
             </w:r>
           </w:p>
         </w:tc>
@@ -1616,19 +1514,8 @@
             <w:vAlign w:val="center"/>
           </w:tcPr>
           <w:p>
-            <w:pPr>
-              <w:spacing w:after="40"/>
-              <w:jc w:val="left"/>
-            </w:pPr>
-            <w:r>
-              <w:rPr>
-                <w:rFonts w:ascii="Calibri" w:cs="Calibri" w:eastAsia="Calibri" w:hAnsi="Calibri"/>
-                <w:b w:val="false"/>
-                <w:bCs w:val="false"/>
-                <w:sz w:val="16"/>
-                <w:szCs w:val="16"/>
-              </w:rPr>
-              <w:t xml:space="preserve">SATA III</w:t>
+            <w:r>
+              <w:t>SATA III</w:t>
             </w:r>
           </w:p>
         </w:tc>
@@ -1644,19 +1531,8 @@
             <w:vAlign w:val="center"/>
           </w:tcPr>
           <w:p>
-            <w:pPr>
-              <w:spacing w:after="40"/>
-              <w:jc w:val="left"/>
-            </w:pPr>
-            <w:r>
-              <w:rPr>
-                <w:rFonts w:ascii="Calibri" w:cs="Calibri" w:eastAsia="Calibri" w:hAnsi="Calibri"/>
-                <w:b w:val="false"/>
-                <w:bCs w:val="false"/>
-                <w:sz w:val="16"/>
-                <w:szCs w:val="16"/>
-              </w:rPr>
-              <w:t xml:space="preserve">2009</w:t>
+            <w:r>
+              <w:t>6 Gbps; até ~600 MB/s; latência da mídia</w:t>
             </w:r>
           </w:p>
         </w:tc>
@@ -1672,19 +1548,8 @@
             <w:vAlign w:val="center"/>
           </w:tcPr>
           <w:p>
-            <w:pPr>
-              <w:spacing w:after="40"/>
-              <w:jc w:val="left"/>
-            </w:pPr>
-            <w:r>
-              <w:rPr>
-                <w:rFonts w:ascii="Calibri" w:cs="Calibri" w:eastAsia="Calibri" w:hAnsi="Calibri"/>
-                <w:b w:val="false"/>
-                <w:bCs w:val="false"/>
-                <w:sz w:val="16"/>
-                <w:szCs w:val="16"/>
-              </w:rPr>
-              <w:t xml:space="preserve">6 Gbps (≈ 600 MB/s)</w:t>
+            <w:r>
+              <w:t>~1 m; hot-plug depende de AHCI/backplane</w:t>
             </w:r>
           </w:p>
         </w:tc>
@@ -1700,19 +1565,8 @@
             <w:vAlign w:val="center"/>
           </w:tcPr>
           <w:p>
-            <w:pPr>
-              <w:spacing w:after="40"/>
-              <w:jc w:val="left"/>
-            </w:pPr>
-            <w:r>
-              <w:rPr>
-                <w:rFonts w:ascii="Calibri" w:cs="Calibri" w:eastAsia="Calibri" w:hAnsi="Calibri"/>
-                <w:b w:val="false"/>
-                <w:bCs w:val="false"/>
-                <w:sz w:val="16"/>
-                <w:szCs w:val="16"/>
-              </w:rPr>
-              <w:t xml:space="preserve">Ponto a ponto</w:t>
+            <w:r>
+              <w:t>Ponto a ponto; NCQ até 32</w:t>
             </w:r>
           </w:p>
         </w:tc>
@@ -1728,19 +1582,8 @@
             <w:vAlign w:val="center"/>
           </w:tcPr>
           <w:p>
-            <w:pPr>
-              <w:spacing w:after="40"/>
-              <w:jc w:val="left"/>
-            </w:pPr>
-            <w:r>
-              <w:rPr>
-                <w:rFonts w:ascii="Calibri" w:cs="Calibri" w:eastAsia="Calibri" w:hAnsi="Calibri"/>
-                <w:b w:val="false"/>
-                <w:bCs w:val="false"/>
-                <w:sz w:val="16"/>
-                <w:szCs w:val="16"/>
-              </w:rPr>
-              <w:t xml:space="preserve">Não</w:t>
+            <w:r>
+              <w:t>Atual; proteção fim a fim limitada</w:t>
             </w:r>
           </w:p>
         </w:tc>
@@ -1756,19 +1599,8 @@
             <w:vAlign w:val="center"/>
           </w:tcPr>
           <w:p>
-            <w:pPr>
-              <w:spacing w:after="40"/>
-              <w:jc w:val="left"/>
-            </w:pPr>
-            <w:r>
-              <w:rPr>
-                <w:rFonts w:ascii="Calibri" w:cs="Calibri" w:eastAsia="Calibri" w:hAnsi="Calibri"/>
-                <w:b w:val="false"/>
-                <w:bCs w:val="false"/>
-                <w:sz w:val="16"/>
-                <w:szCs w:val="16"/>
-              </w:rPr>
-              <w:t xml:space="preserve">Armazenamento de baixo custo, servidores de entrada</w:t>
+            <w:r>
+              <w:t>Capacidade, entrada, dev</w:t>
             </w:r>
           </w:p>
         </w:tc>
@@ -1786,19 +1618,8 @@
             <w:vAlign w:val="center"/>
           </w:tcPr>
           <w:p>
-            <w:pPr>
-              <w:spacing w:after="40"/>
-              <w:jc w:val="left"/>
-            </w:pPr>
-            <w:r>
-              <w:rPr>
-                <w:rFonts w:ascii="Calibri" w:cs="Calibri" w:eastAsia="Calibri" w:hAnsi="Calibri"/>
-                <w:b w:val="false"/>
-                <w:bCs w:val="false"/>
-                <w:sz w:val="16"/>
-                <w:szCs w:val="16"/>
-              </w:rPr>
-              <w:t xml:space="preserve">eSATA</w:t>
+            <w:r>
+              <w:t>eSATA</w:t>
             </w:r>
           </w:p>
         </w:tc>
@@ -1814,19 +1635,8 @@
             <w:vAlign w:val="center"/>
           </w:tcPr>
           <w:p>
-            <w:pPr>
-              <w:spacing w:after="40"/>
-              <w:jc w:val="left"/>
-            </w:pPr>
-            <w:r>
-              <w:rPr>
-                <w:rFonts w:ascii="Calibri" w:cs="Calibri" w:eastAsia="Calibri" w:hAnsi="Calibri"/>
-                <w:b w:val="false"/>
-                <w:bCs w:val="false"/>
-                <w:sz w:val="16"/>
-                <w:szCs w:val="16"/>
-              </w:rPr>
-              <w:t xml:space="preserve">2004</w:t>
+            <w:r>
+              <w:t>3/6 Gbps</w:t>
             </w:r>
           </w:p>
         </w:tc>
@@ -1842,19 +1652,8 @@
             <w:vAlign w:val="center"/>
           </w:tcPr>
           <w:p>
-            <w:pPr>
-              <w:spacing w:after="40"/>
-              <w:jc w:val="left"/>
-            </w:pPr>
-            <w:r>
-              <w:rPr>
-                <w:rFonts w:ascii="Calibri" w:cs="Calibri" w:eastAsia="Calibri" w:hAnsi="Calibri"/>
-                <w:b w:val="false"/>
-                <w:bCs w:val="false"/>
-                <w:sz w:val="16"/>
-                <w:szCs w:val="16"/>
-              </w:rPr>
-              <w:t xml:space="preserve">6 Gbps (idêntico ao SATA)</w:t>
+            <w:r>
+              <w:t>Até ~2 m; hot-plug dependente</w:t>
             </w:r>
           </w:p>
         </w:tc>
@@ -1870,19 +1669,8 @@
             <w:vAlign w:val="center"/>
           </w:tcPr>
           <w:p>
-            <w:pPr>
-              <w:spacing w:after="40"/>
-              <w:jc w:val="left"/>
-            </w:pPr>
-            <w:r>
-              <w:rPr>
-                <w:rFonts w:ascii="Calibri" w:cs="Calibri" w:eastAsia="Calibri" w:hAnsi="Calibri"/>
-                <w:b w:val="false"/>
-                <w:bCs w:val="false"/>
-                <w:sz w:val="16"/>
-                <w:szCs w:val="16"/>
-              </w:rPr>
-              <w:t xml:space="preserve">Ponto a ponto (externo)</w:t>
+            <w:r>
+              <w:t>Ponto a ponto</w:t>
             </w:r>
           </w:p>
         </w:tc>
@@ -1898,19 +1686,8 @@
             <w:vAlign w:val="center"/>
           </w:tcPr>
           <w:p>
-            <w:pPr>
-              <w:spacing w:after="40"/>
-              <w:jc w:val="left"/>
-            </w:pPr>
-            <w:r>
-              <w:rPr>
-                <w:rFonts w:ascii="Calibri" w:cs="Calibri" w:eastAsia="Calibri" w:hAnsi="Calibri"/>
-                <w:b w:val="false"/>
-                <w:bCs w:val="false"/>
-                <w:sz w:val="16"/>
-                <w:szCs w:val="16"/>
-              </w:rPr>
-              <w:t xml:space="preserve">Não</w:t>
+            <w:r>
+              <w:t>Legado; sem energia no cabo</w:t>
             </w:r>
           </w:p>
         </w:tc>
@@ -1926,19 +1703,8 @@
             <w:vAlign w:val="center"/>
           </w:tcPr>
           <w:p>
-            <w:pPr>
-              <w:spacing w:after="40"/>
-              <w:jc w:val="left"/>
-            </w:pPr>
-            <w:r>
-              <w:rPr>
-                <w:rFonts w:ascii="Calibri" w:cs="Calibri" w:eastAsia="Calibri" w:hAnsi="Calibri"/>
-                <w:b w:val="false"/>
-                <w:bCs w:val="false"/>
-                <w:sz w:val="16"/>
-                <w:szCs w:val="16"/>
-              </w:rPr>
-              <w:t xml:space="preserve">Discos externos legados (em declínio face ao USB)</w:t>
+            <w:r>
+              <w:t>Disco externo legado</w:t>
             </w:r>
           </w:p>
         </w:tc>
@@ -1956,19 +1722,8 @@
             <w:vAlign w:val="center"/>
           </w:tcPr>
           <w:p>
-            <w:pPr>
-              <w:spacing w:after="40"/>
-              <w:jc w:val="left"/>
-            </w:pPr>
-            <w:r>
-              <w:rPr>
-                <w:rFonts w:ascii="Calibri" w:cs="Calibri" w:eastAsia="Calibri" w:hAnsi="Calibri"/>
-                <w:b w:val="false"/>
-                <w:bCs w:val="false"/>
-                <w:sz w:val="16"/>
-                <w:szCs w:val="16"/>
-              </w:rPr>
-              <w:t xml:space="preserve">SAS-4 (24G)</w:t>
+            <w:r>
+              <w:t>SAS-4</w:t>
             </w:r>
           </w:p>
         </w:tc>
@@ -1984,19 +1739,8 @@
             <w:vAlign w:val="center"/>
           </w:tcPr>
           <w:p>
-            <w:pPr>
-              <w:spacing w:after="40"/>
-              <w:jc w:val="left"/>
-            </w:pPr>
-            <w:r>
-              <w:rPr>
-                <w:rFonts w:ascii="Calibri" w:cs="Calibri" w:eastAsia="Calibri" w:hAnsi="Calibri"/>
-                <w:b w:val="false"/>
-                <w:bCs w:val="false"/>
-                <w:sz w:val="16"/>
-                <w:szCs w:val="16"/>
-              </w:rPr>
-              <w:t xml:space="preserve">2019</w:t>
+            <w:r>
+              <w:t>22,5 Gbps; ~2.400 MB/s por lane</w:t>
             </w:r>
           </w:p>
         </w:tc>
@@ -2012,19 +1756,8 @@
             <w:vAlign w:val="center"/>
           </w:tcPr>
           <w:p>
-            <w:pPr>
-              <w:spacing w:after="40"/>
-              <w:jc w:val="left"/>
-            </w:pPr>
-            <w:r>
-              <w:rPr>
-                <w:rFonts w:ascii="Calibri" w:cs="Calibri" w:eastAsia="Calibri" w:hAnsi="Calibri"/>
-                <w:b w:val="false"/>
-                <w:bCs w:val="false"/>
-                <w:sz w:val="16"/>
-                <w:szCs w:val="16"/>
-              </w:rPr>
-              <w:t xml:space="preserve">22,5 Gbps (≈ 2.400 MB/s)</w:t>
+            <w:r>
+              <w:t>Até ~10 m; hot-plug</w:t>
             </w:r>
           </w:p>
         </w:tc>
@@ -2040,19 +1773,8 @@
             <w:vAlign w:val="center"/>
           </w:tcPr>
           <w:p>
-            <w:pPr>
-              <w:spacing w:after="40"/>
-              <w:jc w:val="left"/>
-            </w:pPr>
-            <w:r>
-              <w:rPr>
-                <w:rFonts w:ascii="Calibri" w:cs="Calibri" w:eastAsia="Calibri" w:hAnsi="Calibri"/>
-                <w:b w:val="false"/>
-                <w:bCs w:val="false"/>
-                <w:sz w:val="16"/>
-                <w:szCs w:val="16"/>
-              </w:rPr>
-              <w:t xml:space="preserve">Ponto a ponto com expansores</w:t>
+            <w:r>
+              <w:t>Full-duplex, dual-port, expansores, filas profundas</w:t>
             </w:r>
           </w:p>
         </w:tc>
@@ -2068,19 +1790,8 @@
             <w:vAlign w:val="center"/>
           </w:tcPr>
           <w:p>
-            <w:pPr>
-              <w:spacing w:after="40"/>
-              <w:jc w:val="left"/>
-            </w:pPr>
-            <w:r>
-              <w:rPr>
-                <w:rFonts w:ascii="Calibri" w:cs="Calibri" w:eastAsia="Calibri" w:hAnsi="Calibri"/>
-                <w:b w:val="false"/>
-                <w:bCs w:val="false"/>
-                <w:sz w:val="16"/>
-                <w:szCs w:val="16"/>
-              </w:rPr>
-              <w:t xml:space="preserve">Sim (dual-port)</w:t>
+            <w:r>
+              <w:t>Atual em HDD/backplane empresarial</w:t>
             </w:r>
           </w:p>
         </w:tc>
@@ -2096,19 +1807,8 @@
             <w:vAlign w:val="center"/>
           </w:tcPr>
           <w:p>
-            <w:pPr>
-              <w:spacing w:after="40"/>
-              <w:jc w:val="left"/>
-            </w:pPr>
-            <w:r>
-              <w:rPr>
-                <w:rFonts w:ascii="Calibri" w:cs="Calibri" w:eastAsia="Calibri" w:hAnsi="Calibri"/>
-                <w:b w:val="false"/>
-                <w:bCs w:val="false"/>
-                <w:sz w:val="16"/>
-                <w:szCs w:val="16"/>
-              </w:rPr>
-              <w:t xml:space="preserve">Servidores de banco de dados e arrays RAID corporativos</w:t>
+            <w:r>
+              <w:t>Arrays e caminhos redundantes</w:t>
             </w:r>
           </w:p>
         </w:tc>
@@ -2126,19 +1826,8 @@
             <w:vAlign w:val="center"/>
           </w:tcPr>
           <w:p>
-            <w:pPr>
-              <w:spacing w:after="40"/>
-              <w:jc w:val="left"/>
-            </w:pPr>
-            <w:r>
-              <w:rPr>
-                <w:rFonts w:ascii="Calibri" w:cs="Calibri" w:eastAsia="Calibri" w:hAnsi="Calibri"/>
-                <w:b w:val="false"/>
-                <w:bCs w:val="false"/>
-                <w:sz w:val="16"/>
-                <w:szCs w:val="16"/>
-              </w:rPr>
-              <w:t xml:space="preserve">FireWire 800</w:t>
+            <w:r>
+              <w:t>FireWire 800</w:t>
             </w:r>
           </w:p>
         </w:tc>
@@ -2154,19 +1843,8 @@
             <w:vAlign w:val="center"/>
           </w:tcPr>
           <w:p>
-            <w:pPr>
-              <w:spacing w:after="40"/>
-              <w:jc w:val="left"/>
-            </w:pPr>
-            <w:r>
-              <w:rPr>
-                <w:rFonts w:ascii="Calibri" w:cs="Calibri" w:eastAsia="Calibri" w:hAnsi="Calibri"/>
-                <w:b w:val="false"/>
-                <w:bCs w:val="false"/>
-                <w:sz w:val="16"/>
-                <w:szCs w:val="16"/>
-              </w:rPr>
-              <w:t xml:space="preserve">2002</w:t>
+            <w:r>
+              <w:t>800 Mbps; ciclo isócrono não é latência de storage</w:t>
             </w:r>
           </w:p>
         </w:tc>
@@ -2182,19 +1860,8 @@
             <w:vAlign w:val="center"/>
           </w:tcPr>
           <w:p>
-            <w:pPr>
-              <w:spacing w:after="40"/>
-              <w:jc w:val="left"/>
-            </w:pPr>
-            <w:r>
-              <w:rPr>
-                <w:rFonts w:ascii="Calibri" w:cs="Calibri" w:eastAsia="Calibri" w:hAnsi="Calibri"/>
-                <w:b w:val="false"/>
-                <w:bCs w:val="false"/>
-                <w:sz w:val="16"/>
-                <w:szCs w:val="16"/>
-              </w:rPr>
-              <w:t xml:space="preserve">0,8 Gbps (800 Mbps)</w:t>
+            <w:r>
+              <w:t>~4,5 m cobre; hot-plug</w:t>
             </w:r>
           </w:p>
         </w:tc>
@@ -2210,19 +1877,8 @@
             <w:vAlign w:val="center"/>
           </w:tcPr>
           <w:p>
-            <w:pPr>
-              <w:spacing w:after="40"/>
-              <w:jc w:val="left"/>
-            </w:pPr>
-            <w:r>
-              <w:rPr>
-                <w:rFonts w:ascii="Calibri" w:cs="Calibri" w:eastAsia="Calibri" w:hAnsi="Calibri"/>
-                <w:b w:val="false"/>
-                <w:bCs w:val="false"/>
-                <w:sz w:val="16"/>
-                <w:szCs w:val="16"/>
-              </w:rPr>
-              <w:t xml:space="preserve">Barramento peer-to-peer, encadeável</w:t>
+            <w:r>
+              <w:t>Peer-to-peer; até 63 nós</w:t>
             </w:r>
           </w:p>
         </w:tc>
@@ -2238,19 +1894,8 @@
             <w:vAlign w:val="center"/>
           </w:tcPr>
           <w:p>
-            <w:pPr>
-              <w:spacing w:after="40"/>
-              <w:jc w:val="left"/>
-            </w:pPr>
-            <w:r>
-              <w:rPr>
-                <w:rFonts w:ascii="Calibri" w:cs="Calibri" w:eastAsia="Calibri" w:hAnsi="Calibri"/>
-                <w:b w:val="false"/>
-                <w:bCs w:val="false"/>
-                <w:sz w:val="16"/>
-                <w:szCs w:val="16"/>
-              </w:rPr>
-              <w:t xml:space="preserve">N/A (peer-to-peer)</w:t>
+            <w:r>
+              <w:t>Descontinuado/legado</w:t>
             </w:r>
           </w:p>
         </w:tc>
@@ -2266,19 +1911,8 @@
             <w:vAlign w:val="center"/>
           </w:tcPr>
           <w:p>
-            <w:pPr>
-              <w:spacing w:after="40"/>
-              <w:jc w:val="left"/>
-            </w:pPr>
-            <w:r>
-              <w:rPr>
-                <w:rFonts w:ascii="Calibri" w:cs="Calibri" w:eastAsia="Calibri" w:hAnsi="Calibri"/>
-                <w:b w:val="false"/>
-                <w:bCs w:val="false"/>
-                <w:sz w:val="16"/>
-                <w:szCs w:val="16"/>
-              </w:rPr>
-              <w:t xml:space="preserve">Legado — praticamente descontinuado</w:t>
+            <w:r>
+              <w:t>Nenhum projeto novo</w:t>
             </w:r>
           </w:p>
         </w:tc>
@@ -2296,19 +1930,8 @@
             <w:vAlign w:val="center"/>
           </w:tcPr>
           <w:p>
-            <w:pPr>
-              <w:spacing w:after="40"/>
-              <w:jc w:val="left"/>
-            </w:pPr>
-            <w:r>
-              <w:rPr>
-                <w:rFonts w:ascii="Calibri" w:cs="Calibri" w:eastAsia="Calibri" w:hAnsi="Calibri"/>
-                <w:b w:val="false"/>
-                <w:bCs w:val="false"/>
-                <w:sz w:val="16"/>
-                <w:szCs w:val="16"/>
-              </w:rPr>
-              <w:t xml:space="preserve">USB 3.2 Gen2x2</w:t>
+            <w:r>
+              <w:t>USB 3.2 Gen2x2</w:t>
             </w:r>
           </w:p>
         </w:tc>
@@ -2324,19 +1947,8 @@
             <w:vAlign w:val="center"/>
           </w:tcPr>
           <w:p>
-            <w:pPr>
-              <w:spacing w:after="40"/>
-              <w:jc w:val="left"/>
-            </w:pPr>
-            <w:r>
-              <w:rPr>
-                <w:rFonts w:ascii="Calibri" w:cs="Calibri" w:eastAsia="Calibri" w:hAnsi="Calibri"/>
-                <w:b w:val="false"/>
-                <w:bCs w:val="false"/>
-                <w:sz w:val="16"/>
-                <w:szCs w:val="16"/>
-              </w:rPr>
-              <w:t xml:space="preserve">2017</w:t>
+            <w:r>
+              <w:t>20 Gbps nominal; latência variável</w:t>
             </w:r>
           </w:p>
         </w:tc>
@@ -2352,19 +1964,8 @@
             <w:vAlign w:val="center"/>
           </w:tcPr>
           <w:p>
-            <w:pPr>
-              <w:spacing w:after="40"/>
-              <w:jc w:val="left"/>
-            </w:pPr>
-            <w:r>
-              <w:rPr>
-                <w:rFonts w:ascii="Calibri" w:cs="Calibri" w:eastAsia="Calibri" w:hAnsi="Calibri"/>
-                <w:b w:val="false"/>
-                <w:bCs w:val="false"/>
-                <w:sz w:val="16"/>
-                <w:szCs w:val="16"/>
-              </w:rPr>
-              <w:t xml:space="preserve">20 Gbps</w:t>
+            <w:r>
+              <w:t>~1 m; hot-plug</w:t>
             </w:r>
           </w:p>
         </w:tc>
@@ -2380,19 +1981,8 @@
             <w:vAlign w:val="center"/>
           </w:tcPr>
           <w:p>
-            <w:pPr>
-              <w:spacing w:after="40"/>
-              <w:jc w:val="left"/>
-            </w:pPr>
-            <w:r>
-              <w:rPr>
-                <w:rFonts w:ascii="Calibri" w:cs="Calibri" w:eastAsia="Calibri" w:hAnsi="Calibri"/>
-                <w:b w:val="false"/>
-                <w:bCs w:val="false"/>
-                <w:sz w:val="16"/>
-                <w:szCs w:val="16"/>
-              </w:rPr>
-              <w:t xml:space="preserve">Ponto a ponto (host-cêntrico)</w:t>
+            <w:r>
+              <w:t>Host-cêntrico; até 127; UASP quando suportado</w:t>
             </w:r>
           </w:p>
         </w:tc>
@@ -2408,19 +1998,8 @@
             <w:vAlign w:val="center"/>
           </w:tcPr>
           <w:p>
-            <w:pPr>
-              <w:spacing w:after="40"/>
-              <w:jc w:val="left"/>
-            </w:pPr>
-            <w:r>
-              <w:rPr>
-                <w:rFonts w:ascii="Calibri" w:cs="Calibri" w:eastAsia="Calibri" w:hAnsi="Calibri"/>
-                <w:b w:val="false"/>
-                <w:bCs w:val="false"/>
-                <w:sz w:val="16"/>
-                <w:szCs w:val="16"/>
-              </w:rPr>
-              <w:t xml:space="preserve">Não</w:t>
+            <w:r>
+              <w:t>Ponte/driver podem afetar flush/FUA</w:t>
             </w:r>
           </w:p>
         </w:tc>
@@ -2436,19 +2015,8 @@
             <w:vAlign w:val="center"/>
           </w:tcPr>
           <w:p>
-            <w:pPr>
-              <w:spacing w:after="40"/>
-              <w:jc w:val="left"/>
-            </w:pPr>
-            <w:r>
-              <w:rPr>
-                <w:rFonts w:ascii="Calibri" w:cs="Calibri" w:eastAsia="Calibri" w:hAnsi="Calibri"/>
-                <w:b w:val="false"/>
-                <w:bCs w:val="false"/>
-                <w:sz w:val="16"/>
-                <w:szCs w:val="16"/>
-              </w:rPr>
-              <w:t xml:space="preserve">Discos externos, backup, DAS portátil</w:t>
+            <w:r>
+              <w:t>Backup/transporte/dev</w:t>
             </w:r>
           </w:p>
         </w:tc>
@@ -2466,19 +2034,8 @@
             <w:vAlign w:val="center"/>
           </w:tcPr>
           <w:p>
-            <w:pPr>
-              <w:spacing w:after="40"/>
-              <w:jc w:val="left"/>
-            </w:pPr>
-            <w:r>
-              <w:rPr>
-                <w:rFonts w:ascii="Calibri" w:cs="Calibri" w:eastAsia="Calibri" w:hAnsi="Calibri"/>
-                <w:b w:val="false"/>
-                <w:bCs w:val="false"/>
-                <w:sz w:val="16"/>
-                <w:szCs w:val="16"/>
-              </w:rPr>
-              <w:t xml:space="preserve">USB4 v2.0</w:t>
+            <w:r>
+              <w:t>USB4 v2</w:t>
             </w:r>
           </w:p>
         </w:tc>
@@ -2494,19 +2051,8 @@
             <w:vAlign w:val="center"/>
           </w:tcPr>
           <w:p>
-            <w:pPr>
-              <w:spacing w:after="40"/>
-              <w:jc w:val="left"/>
-            </w:pPr>
-            <w:r>
-              <w:rPr>
-                <w:rFonts w:ascii="Calibri" w:cs="Calibri" w:eastAsia="Calibri" w:hAnsi="Calibri"/>
-                <w:b w:val="false"/>
-                <w:bCs w:val="false"/>
-                <w:sz w:val="16"/>
-                <w:szCs w:val="16"/>
-              </w:rPr>
-              <w:t xml:space="preserve">2022</w:t>
+            <w:r>
+              <w:t>80 Gbps; 120 opcional e assimétrico</w:t>
             </w:r>
           </w:p>
         </w:tc>
@@ -2522,19 +2068,8 @@
             <w:vAlign w:val="center"/>
           </w:tcPr>
           <w:p>
-            <w:pPr>
-              <w:spacing w:after="40"/>
-              <w:jc w:val="left"/>
-            </w:pPr>
-            <w:r>
-              <w:rPr>
-                <w:rFonts w:ascii="Calibri" w:cs="Calibri" w:eastAsia="Calibri" w:hAnsi="Calibri"/>
-                <w:b w:val="false"/>
-                <w:bCs w:val="false"/>
-                <w:sz w:val="16"/>
-                <w:szCs w:val="16"/>
-              </w:rPr>
-              <w:t xml:space="preserve">Até 80 Gbps (120 Gbps assimétrico)</w:t>
+            <w:r>
+              <w:t>Cabo certificado; hot-plug</w:t>
             </w:r>
           </w:p>
         </w:tc>
@@ -2550,19 +2085,8 @@
             <w:vAlign w:val="center"/>
           </w:tcPr>
           <w:p>
-            <w:pPr>
-              <w:spacing w:after="40"/>
-              <w:jc w:val="left"/>
-            </w:pPr>
-            <w:r>
-              <w:rPr>
-                <w:rFonts w:ascii="Calibri" w:cs="Calibri" w:eastAsia="Calibri" w:hAnsi="Calibri"/>
-                <w:b w:val="false"/>
-                <w:bCs w:val="false"/>
-                <w:sz w:val="16"/>
-                <w:szCs w:val="16"/>
-              </w:rPr>
-              <w:t xml:space="preserve">Ponto a ponto (host-cêntrico), túnel PCIe</w:t>
+            <w:r>
+              <w:t>Túneis dinâmicos; capacidade mútua</w:t>
             </w:r>
           </w:p>
         </w:tc>
@@ -2578,19 +2102,8 @@
             <w:vAlign w:val="center"/>
           </w:tcPr>
           <w:p>
-            <w:pPr>
-              <w:spacing w:after="40"/>
-              <w:jc w:val="left"/>
-            </w:pPr>
-            <w:r>
-              <w:rPr>
-                <w:rFonts w:ascii="Calibri" w:cs="Calibri" w:eastAsia="Calibri" w:hAnsi="Calibri"/>
-                <w:b w:val="false"/>
-                <w:bCs w:val="false"/>
-                <w:sz w:val="16"/>
-                <w:szCs w:val="16"/>
-              </w:rPr>
-              <w:t xml:space="preserve">Não</w:t>
+            <w:r>
+              <w:t>Atual, dependente do ecossistema</w:t>
             </w:r>
           </w:p>
         </w:tc>
@@ -2606,19 +2119,8 @@
             <w:vAlign w:val="center"/>
           </w:tcPr>
           <w:p>
-            <w:pPr>
-              <w:spacing w:after="40"/>
-              <w:jc w:val="left"/>
-            </w:pPr>
-            <w:r>
-              <w:rPr>
-                <w:rFonts w:ascii="Calibri" w:cs="Calibri" w:eastAsia="Calibri" w:hAnsi="Calibri"/>
-                <w:b w:val="false"/>
-                <w:bCs w:val="false"/>
-                <w:sz w:val="16"/>
-                <w:szCs w:val="16"/>
-              </w:rPr>
-              <w:t xml:space="preserve">DAS externo de altíssimo desempenho</w:t>
+            <w:r>
+              <w:t>SSD externo compatível</w:t>
             </w:r>
           </w:p>
         </w:tc>
@@ -2636,19 +2138,8 @@
             <w:vAlign w:val="center"/>
           </w:tcPr>
           <w:p>
-            <w:pPr>
-              <w:spacing w:after="40"/>
-              <w:jc w:val="left"/>
-            </w:pPr>
-            <w:r>
-              <w:rPr>
-                <w:rFonts w:ascii="Calibri" w:cs="Calibri" w:eastAsia="Calibri" w:hAnsi="Calibri"/>
-                <w:b w:val="false"/>
-                <w:bCs w:val="false"/>
-                <w:sz w:val="16"/>
-                <w:szCs w:val="16"/>
-              </w:rPr>
-              <w:t xml:space="preserve">HBA</w:t>
+            <w:r>
+              <w:t>HBA</w:t>
             </w:r>
           </w:p>
         </w:tc>
@@ -2664,19 +2155,8 @@
             <w:vAlign w:val="center"/>
           </w:tcPr>
           <w:p>
-            <w:pPr>
-              <w:spacing w:after="40"/>
-              <w:jc w:val="left"/>
-            </w:pPr>
-            <w:r>
-              <w:rPr>
-                <w:rFonts w:ascii="Calibri" w:cs="Calibri" w:eastAsia="Calibri" w:hAnsi="Calibri"/>
-                <w:b w:val="false"/>
-                <w:bCs w:val="false"/>
-                <w:sz w:val="16"/>
-                <w:szCs w:val="16"/>
-              </w:rPr>
-              <w:t xml:space="preserve">—</w:t>
+            <w:r>
+              <w:t>Depende do protocolo e PCIe</w:t>
             </w:r>
           </w:p>
         </w:tc>
@@ -2692,19 +2172,8 @@
             <w:vAlign w:val="center"/>
           </w:tcPr>
           <w:p>
-            <w:pPr>
-              <w:spacing w:after="40"/>
-              <w:jc w:val="left"/>
-            </w:pPr>
-            <w:r>
-              <w:rPr>
-                <w:rFonts w:ascii="Calibri" w:cs="Calibri" w:eastAsia="Calibri" w:hAnsi="Calibri"/>
-                <w:b w:val="false"/>
-                <w:bCs w:val="false"/>
-                <w:sz w:val="16"/>
-                <w:szCs w:val="16"/>
-              </w:rPr>
-              <w:t xml:space="preserve">Depende da interface física agregada</w:t>
+            <w:r>
+              <w:t>Dentro do host</w:t>
             </w:r>
           </w:p>
         </w:tc>
@@ -2720,19 +2189,8 @@
             <w:vAlign w:val="center"/>
           </w:tcPr>
           <w:p>
-            <w:pPr>
-              <w:spacing w:after="40"/>
-              <w:jc w:val="left"/>
-            </w:pPr>
-            <w:r>
-              <w:rPr>
-                <w:rFonts w:ascii="Calibri" w:cs="Calibri" w:eastAsia="Calibri" w:hAnsi="Calibri"/>
-                <w:b w:val="false"/>
-                <w:bCs w:val="false"/>
-                <w:sz w:val="16"/>
-                <w:szCs w:val="16"/>
-              </w:rPr>
-              <w:t xml:space="preserve">Adaptador PCIe host ↔ storage</w:t>
+            <w:r>
+              <w:t>SAS/FC etc.; não é protocolo</w:t>
             </w:r>
           </w:p>
         </w:tc>
@@ -2748,19 +2206,8 @@
             <w:vAlign w:val="center"/>
           </w:tcPr>
           <w:p>
-            <w:pPr>
-              <w:spacing w:after="40"/>
-              <w:jc w:val="left"/>
-            </w:pPr>
-            <w:r>
-              <w:rPr>
-                <w:rFonts w:ascii="Calibri" w:cs="Calibri" w:eastAsia="Calibri" w:hAnsi="Calibri"/>
-                <w:b w:val="false"/>
-                <w:bCs w:val="false"/>
-                <w:sz w:val="16"/>
-                <w:szCs w:val="16"/>
-              </w:rPr>
-              <w:t xml:space="preserve">Depende do modo (JBOD/RAID)</w:t>
+            <w:r>
+              <w:t>RAID exige cache protegido e flush correto</w:t>
             </w:r>
           </w:p>
         </w:tc>
@@ -2776,19 +2223,8 @@
             <w:vAlign w:val="center"/>
           </w:tcPr>
           <w:p>
-            <w:pPr>
-              <w:spacing w:after="40"/>
-              <w:jc w:val="left"/>
-            </w:pPr>
-            <w:r>
-              <w:rPr>
-                <w:rFonts w:ascii="Calibri" w:cs="Calibri" w:eastAsia="Calibri" w:hAnsi="Calibri"/>
-                <w:b w:val="false"/>
-                <w:bCs w:val="false"/>
-                <w:sz w:val="16"/>
-                <w:szCs w:val="16"/>
-              </w:rPr>
-              <w:t xml:space="preserve">Ponte entre o barramento do servidor e discos SAS/SATA</w:t>
+            <w:r>
+              <w:t>Conectar SAS/FC; modo IT ou RAID</w:t>
             </w:r>
           </w:p>
         </w:tc>
@@ -3055,6 +2491,30 @@
         <w:jc w:val="both"/>
       </w:pPr>
       <w:r>
+        <w:t>A escolha da stripe unit (chunk) deve ser alinhada ao tamanho de página/I/O, ao número de discos e ao workload. Stripe é o conjunto de unidades na mesma posição lógica; stripe width é a quantidade de dados por stripe antes da paridade. Unidades menores não favorecem OLTP automaticamente: podem espalhar uma única E/S por vários discos e aumentar trabalho de paridade.</w:t>
+      </w:r>
+    </w:p>
+    <w:p>
+      <w:pPr>
+        <w:spacing w:after="150" w:before="300"/>
+      </w:pPr>
+      <w:r>
+        <w:rPr>
+          <w:rFonts w:ascii="Calibri" w:cs="Calibri" w:eastAsia="Calibri" w:hAnsi="Calibri"/>
+          <w:b/>
+          <w:bCs/>
+          <w:sz w:val="24"/>
+          <w:szCs w:val="24"/>
+        </w:rPr>
+        <w:t xml:space="preserve">6.2 Mirroring e Shadowing</w:t>
+      </w:r>
+    </w:p>
+    <w:p>
+      <w:pPr>
+        <w:spacing w:after="200" w:before="0" w:line="276"/>
+        <w:jc w:val="both"/>
+      </w:pPr>
+      <w:r>
         <w:rPr>
           <w:rFonts w:ascii="Calibri" w:cs="Calibri" w:eastAsia="Calibri" w:hAnsi="Calibri"/>
           <w:b w:val="false"/>
@@ -3065,7 +2525,16 @@
           <w:sz w:val="22"/>
           <w:szCs w:val="22"/>
         </w:rPr>
-        <w:t xml:space="preserve">A escolha do tamanho do stripe é, na prática, um parâmetro de ajuste (tuning): stripes menores favorecem cargas com muitas operações pequenas e concorrentes (ex.: OLTP), pois espalham melhor as requisições entre os discos; stripes maiores favorecem cargas dominadas por leituras sequenciais de grandes volumes (ex.: varreduras completas de tabela em um Data Warehouse), pois reduzem o número de discos que precisam ser acionados para satisfazer uma única leitura sequencial longa.</w:t>
+        <w:t xml:space="preserve">Mirroring (espelhamento) consiste em manter uma cópia idêntica e simultânea dos dados em dois (ou mais) discos: toda escrita é replicada em ambos os discos do par, e toda leitura pode, em princípio, ser atendida por qualquer um dos dois — o que permite, inclusive, balancear leituras entre as cópias para ganhar desempenho de leitura. É a técnica central do RAID1: garante tolerância à falha de um dos discos do par, às custas de um custo de capacidade de 50% (para um espelho de dois discos, apenas metade do espaço físico total fica disponível como capacidade útil).</w:t>
+      </w:r>
+    </w:p>
+    <w:p>
+      <w:pPr>
+        <w:spacing w:after="200" w:before="0" w:line="276"/>
+        <w:jc w:val="both"/>
+      </w:pPr>
+      <w:r>
+        <w:t>Disk shadowing foi usado historicamente para espelhamento físico, inclusive em sistemas Tandem, mas o termo não é sinônimo universal de RAID 1. Shadow paging, snapshots e cópias lógicas do SGBD possuem semânticas distintas e não devem ser classificados como mirroring de disco.</w:t>
       </w:r>
     </w:p>
     <w:p>
@@ -3080,7 +2549,7 @@
           <w:sz w:val="24"/>
           <w:szCs w:val="24"/>
         </w:rPr>
-        <w:t xml:space="preserve">6.2 Mirroring e Shadowing</w:t>
+        <w:t xml:space="preserve">6.3 Paridade e o Bloco de Paridade</w:t>
       </w:r>
     </w:p>
     <w:p>
@@ -3099,7 +2568,7 @@
           <w:sz w:val="22"/>
           <w:szCs w:val="22"/>
         </w:rPr>
-        <w:t xml:space="preserve">Mirroring (espelhamento) consiste em manter uma cópia idêntica e simultânea dos dados em dois (ou mais) discos: toda escrita é replicada em ambos os discos do par, e toda leitura pode, em princípio, ser atendida por qualquer um dos dois — o que permite, inclusive, balancear leituras entre as cópias para ganhar desempenho de leitura. É a técnica central do RAID1: garante tolerância à falha de um dos discos do par, às custas de um custo de capacidade de 50% (para um espelho de dois discos, apenas metade do espaço físico total fica disponível como capacidade útil).</w:t>
+        <w:t xml:space="preserve">Paridade é uma forma de redundância mais eficiente em espaço do que o mirroring completo: em vez de duplicar integralmente os dados, calcula-se, a partir de N blocos de dados correspondentes em N-1 discos, um bloco de paridade adicional — tipicamente por meio da operação lógica XOR (ou exclusive-or) bit a bit entre os blocos — e armazena-se esse bloco de paridade em um disco separado (RAID3/RAID4) ou distribuído entre todos os discos do arranjo (RAID5/RAID6). Como a operação XOR é reversível (o valor de qualquer um dos blocos originais pode ser recalculado a partir dos demais blocos de dados e do bloco de paridade), a perda de um único disco pode ser totalmente reconstruída.</w:t>
       </w:r>
     </w:p>
     <w:p>
@@ -3118,22 +2587,22 @@
           <w:sz w:val="22"/>
           <w:szCs w:val="22"/>
         </w:rPr>
-        <w:t xml:space="preserve">Shadowing ("espelhamento em sombra") é um termo historicamente empregado, sobretudo na literatura mais antiga de sistemas de banco de dados e em sistemas tolerantes a falhas como o Tandem NonStop, como sinônimo de mirroring: manter um disco "sombra" (shadow disk) que replica continuamente o conteúdo de um disco primário, de forma transparente para as aplicações. Na prática, os dois termos descrevem o mesmo mecanismo — duplicação síncrona e contínua dos dados em um segundo disco físico —, e é comum encontrá-los usados de forma intercambiável tanto na bibliografia da disciplina quanto na documentação de fabricantes; a diferença é, essencialmente, de origem histórica/vendor, não de técnica.</w:t>
-      </w:r>
-    </w:p>
-    <w:p>
-      <w:pPr>
-        <w:spacing w:after="150" w:before="300"/>
+        <w:t xml:space="preserve">O custo dessa eficiência de espaço aparece nas escritas: sempre que um bloco de dados é alterado, o bloco de paridade correspondente também precisa ser recalculado e regravado, o que — para escritas pequenas que não cobrem uma faixa (stripe) inteira — exige um padrão de leitura e escrita adicional conhecido como read-modify-write (ler o bloco de dados antigo, ler o bloco de paridade antigo, calcular a nova paridade, gravar o novo bloco de dados e gravar a nova paridade). Esse é o chamado "write penalty" dos níveis baseados em paridade, discutido em detalhe na Seção 8 para cada nível específico.</w:t>
+      </w:r>
+    </w:p>
+    <w:p>
+      <w:pPr>
+        <w:spacing w:after="200" w:before="400"/>
       </w:pPr>
       <w:r>
         <w:rPr>
           <w:rFonts w:ascii="Calibri" w:cs="Calibri" w:eastAsia="Calibri" w:hAnsi="Calibri"/>
           <w:b/>
           <w:bCs/>
-          <w:sz w:val="24"/>
-          <w:szCs w:val="24"/>
-        </w:rPr>
-        <w:t xml:space="preserve">6.3 Paridade e o Bloco de Paridade</w:t>
+          <w:sz w:val="28"/>
+          <w:szCs w:val="28"/>
+        </w:rPr>
+        <w:t xml:space="preserve">7. Métricas de Confiabilidade: MTTF, MTBF, MTTR e MTTDL</w:t>
       </w:r>
     </w:p>
     <w:p>
@@ -3152,7 +2621,22 @@
           <w:sz w:val="22"/>
           <w:szCs w:val="22"/>
         </w:rPr>
-        <w:t xml:space="preserve">Paridade é uma forma de redundância mais eficiente em espaço do que o mirroring completo: em vez de duplicar integralmente os dados, calcula-se, a partir de N blocos de dados correspondentes em N-1 discos, um bloco de paridade adicional — tipicamente por meio da operação lógica XOR (ou exclusive-or) bit a bit entre os blocos — e armazena-se esse bloco de paridade em um disco separado (RAID3/RAID4) ou distribuído entre todos os discos do arranjo (RAID5/RAID6). Como a operação XOR é reversível (o valor de qualquer um dos blocos originais pode ser recalculado a partir dos demais blocos de dados e do bloco de paridade), a perda de um único disco pode ser totalmente reconstruída.</w:t>
+        <w:t xml:space="preserve">Para comparar e dimensionar arranjos RAID de forma quantitativa, e não apenas qualitativa, a literatura de sistemas de armazenamento define um conjunto de métricas de confiabilidade. Estas são as quatro métricas exigidas pelo enunciado da tarefa.</w:t>
+      </w:r>
+    </w:p>
+    <w:p>
+      <w:pPr>
+        <w:spacing w:after="150" w:before="300"/>
+      </w:pPr>
+      <w:r>
+        <w:rPr>
+          <w:rFonts w:ascii="Calibri" w:cs="Calibri" w:eastAsia="Calibri" w:hAnsi="Calibri"/>
+          <w:b/>
+          <w:bCs/>
+          <w:sz w:val="24"/>
+          <w:szCs w:val="24"/>
+        </w:rPr>
+        <w:t xml:space="preserve">7.1 MTTF (Mean Time To Failure) e MTBF (Mean Time Between Failures)</w:t>
       </w:r>
     </w:p>
     <w:p>
@@ -3171,22 +2655,22 @@
           <w:sz w:val="22"/>
           <w:szCs w:val="22"/>
         </w:rPr>
-        <w:t xml:space="preserve">O custo dessa eficiência de espaço aparece nas escritas: sempre que um bloco de dados é alterado, o bloco de paridade correspondente também precisa ser recalculado e regravado, o que — para escritas pequenas que não cobrem uma faixa (stripe) inteira — exige um padrão de leitura e escrita adicional conhecido como read-modify-write (ler o bloco de dados antigo, ler o bloco de paridade antigo, calcular a nova paridade, gravar o novo bloco de dados e gravar a nova paridade). Esse é o chamado "write penalty" dos níveis baseados em paridade, discutido em detalhe na Seção 8 para cada nível específico.</w:t>
-      </w:r>
-    </w:p>
-    <w:p>
-      <w:pPr>
-        <w:spacing w:after="200" w:before="400"/>
+        <w:t xml:space="preserve">MTTF (tempo médio até a falha) é o tempo médio esperado de operação de um componente até sua primeira falha; é a métrica apropriada para itens que, uma vez falhos, são substituídos (não reparados), como é o caso típico de um disco individual em um servidor. MTBF (tempo médio entre falhas), formalmente, aplica-se a sistemas reparáveis e corresponde à soma do MTTF com o MTTR (tempo médio de reparo): MTBF = MTTF + MTTR. Na prática do mercado de armazenamento, no entanto, os dois termos são frequentemente usados como sinônimos em datasheets de fabricantes de HDD/SSD — que costumam divulgar valores estatísticos da ordem de 1 a 2,5 milhões de horas — já que o MTTR de um disco individual (o tempo até que ele seja fisicamente trocado) tende a ser muito pequeno frente ao seu MTTF, tornando a diferença entre as duas métricas pouco relevante nesse contexto específico. É importante frisar que esse número é estatístico (obtido a partir de testes acelerados e de grandes populações de discos), não uma garantia de vida útil para uma unidade específica.</w:t>
+      </w:r>
+    </w:p>
+    <w:p>
+      <w:pPr>
+        <w:spacing w:after="150" w:before="300"/>
       </w:pPr>
       <w:r>
         <w:rPr>
           <w:rFonts w:ascii="Calibri" w:cs="Calibri" w:eastAsia="Calibri" w:hAnsi="Calibri"/>
           <w:b/>
           <w:bCs/>
-          <w:sz w:val="28"/>
-          <w:szCs w:val="28"/>
-        </w:rPr>
-        <w:t xml:space="preserve">7. Métricas de Confiabilidade: MTTF, MTBF, MTTR e MTTDL</w:t>
+          <w:sz w:val="24"/>
+          <w:szCs w:val="24"/>
+        </w:rPr>
+        <w:t xml:space="preserve">7.2 MTTR (Mean Time To Repair)</w:t>
       </w:r>
     </w:p>
     <w:p>
@@ -3205,7 +2689,7 @@
           <w:sz w:val="22"/>
           <w:szCs w:val="22"/>
         </w:rPr>
-        <w:t xml:space="preserve">Para comparar e dimensionar arranjos RAID de forma quantitativa, e não apenas qualitativa, a literatura de sistemas de armazenamento define um conjunto de métricas de confiabilidade. Estas são as quatro métricas exigidas pelo enunciado da tarefa.</w:t>
+        <w:t xml:space="preserve">MTTR (tempo médio de reparo) é o tempo médio necessário para detectar a falha de um disco, substituí-lo fisicamente (ou acionar um hot spare já instalado no arranjo) e concluir o processo de reconstrução (rebuild) dos dados no novo disco a partir dos discos sobreviventes e da informação de paridade ou espelho. O MTTR é especialmente relevante em RAID porque, durante toda a janela de reconstrução, o arranjo opera em estado degradado — sem a redundância completa —, e uma segunda falha nesse intervalo pode causar perda de dados. Discos modernos de alta capacidade (16 TB, 20 TB ou mais) tornam o MTTR um fator cada vez mais crítico: o tempo necessário para ler dezenas de terabytes dos discos sobreviventes e regravar o disco substituto pode facilmente ultrapassar 24 horas, ampliando significativamente a janela de vulnerabilidade do arranjo.</w:t>
       </w:r>
     </w:p>
     <w:p>
@@ -3220,7 +2704,7 @@
           <w:sz w:val="24"/>
           <w:szCs w:val="24"/>
         </w:rPr>
-        <w:t xml:space="preserve">7.1 MTTF (Mean Time To Failure) e MTBF (Mean Time Between Failures)</w:t>
+        <w:t xml:space="preserve">7.3 MTTDL (Mean Time To Data Loss)</w:t>
       </w:r>
     </w:p>
     <w:p>
@@ -3239,74 +2723,6 @@
           <w:sz w:val="22"/>
           <w:szCs w:val="22"/>
         </w:rPr>
-        <w:t xml:space="preserve">MTTF (tempo médio até a falha) é o tempo médio esperado de operação de um componente até sua primeira falha; é a métrica apropriada para itens que, uma vez falhos, são substituídos (não reparados), como é o caso típico de um disco individual em um servidor. MTBF (tempo médio entre falhas), formalmente, aplica-se a sistemas reparáveis e corresponde à soma do MTTF com o MTTR (tempo médio de reparo): MTBF = MTTF + MTTR. Na prática do mercado de armazenamento, no entanto, os dois termos são frequentemente usados como sinônimos em datasheets de fabricantes de HDD/SSD — que costumam divulgar valores estatísticos da ordem de 1 a 2,5 milhões de horas — já que o MTTR de um disco individual (o tempo até que ele seja fisicamente trocado) tende a ser muito pequeno frente ao seu MTTF, tornando a diferença entre as duas métricas pouco relevante nesse contexto específico. É importante frisar que esse número é estatístico (obtido a partir de testes acelerados e de grandes populações de discos), não uma garantia de vida útil para uma unidade específica.</w:t>
-      </w:r>
-    </w:p>
-    <w:p>
-      <w:pPr>
-        <w:spacing w:after="150" w:before="300"/>
-      </w:pPr>
-      <w:r>
-        <w:rPr>
-          <w:rFonts w:ascii="Calibri" w:cs="Calibri" w:eastAsia="Calibri" w:hAnsi="Calibri"/>
-          <w:b/>
-          <w:bCs/>
-          <w:sz w:val="24"/>
-          <w:szCs w:val="24"/>
-        </w:rPr>
-        <w:t xml:space="preserve">7.2 MTTR (Mean Time To Repair)</w:t>
-      </w:r>
-    </w:p>
-    <w:p>
-      <w:pPr>
-        <w:spacing w:after="200" w:before="0" w:line="276"/>
-        <w:jc w:val="both"/>
-      </w:pPr>
-      <w:r>
-        <w:rPr>
-          <w:rFonts w:ascii="Calibri" w:cs="Calibri" w:eastAsia="Calibri" w:hAnsi="Calibri"/>
-          <w:b w:val="false"/>
-          <w:bCs w:val="false"/>
-          <w:i w:val="false"/>
-          <w:iCs w:val="false"/>
-          <w:caps w:val="false"/>
-          <w:sz w:val="22"/>
-          <w:szCs w:val="22"/>
-        </w:rPr>
-        <w:t xml:space="preserve">MTTR (tempo médio de reparo) é o tempo médio necessário para detectar a falha de um disco, substituí-lo fisicamente (ou acionar um hot spare já instalado no arranjo) e concluir o processo de reconstrução (rebuild) dos dados no novo disco a partir dos discos sobreviventes e da informação de paridade ou espelho. O MTTR é especialmente relevante em RAID porque, durante toda a janela de reconstrução, o arranjo opera em estado degradado — sem a redundância completa —, e uma segunda falha nesse intervalo pode causar perda de dados. Discos modernos de alta capacidade (16 TB, 20 TB ou mais) tornam o MTTR um fator cada vez mais crítico: o tempo necessário para ler dezenas de terabytes dos discos sobreviventes e regravar o disco substituto pode facilmente ultrapassar 24 horas, ampliando significativamente a janela de vulnerabilidade do arranjo.</w:t>
-      </w:r>
-    </w:p>
-    <w:p>
-      <w:pPr>
-        <w:spacing w:after="150" w:before="300"/>
-      </w:pPr>
-      <w:r>
-        <w:rPr>
-          <w:rFonts w:ascii="Calibri" w:cs="Calibri" w:eastAsia="Calibri" w:hAnsi="Calibri"/>
-          <w:b/>
-          <w:bCs/>
-          <w:sz w:val="24"/>
-          <w:szCs w:val="24"/>
-        </w:rPr>
-        <w:t xml:space="preserve">7.3 MTTDL (Mean Time To Data Loss)</w:t>
-      </w:r>
-    </w:p>
-    <w:p>
-      <w:pPr>
-        <w:spacing w:after="200" w:before="0" w:line="276"/>
-        <w:jc w:val="both"/>
-      </w:pPr>
-      <w:r>
-        <w:rPr>
-          <w:rFonts w:ascii="Calibri" w:cs="Calibri" w:eastAsia="Calibri" w:hAnsi="Calibri"/>
-          <w:b w:val="false"/>
-          <w:bCs w:val="false"/>
-          <w:i w:val="false"/>
-          <w:iCs w:val="false"/>
-          <w:caps w:val="false"/>
-          <w:sz w:val="22"/>
-          <w:szCs w:val="22"/>
-        </w:rPr>
         <w:t xml:space="preserve">MTTDL (tempo médio até a perda de dados) é a métrica que sintetiza, para um arranjo redundante, o tempo médio esperado até que a redundância seja de fato esgotada e ocorra perda efetiva de dados — ou seja, até que uma segunda falha (independente da primeira) ocorra dentro da janela de vulnerabilidade aberta pela primeira falha e pelo seu MTTR. Para um RAID5 com N discos, uma aproximação comumente usada na literatura é:</w:t>
       </w:r>
     </w:p>
@@ -3335,17 +2751,7 @@
         <w:jc w:val="both"/>
       </w:pPr>
       <w:r>
-        <w:rPr>
-          <w:rFonts w:ascii="Calibri" w:cs="Calibri" w:eastAsia="Calibri" w:hAnsi="Calibri"/>
-          <w:b w:val="false"/>
-          <w:bCs w:val="false"/>
-          <w:i w:val="false"/>
-          <w:iCs w:val="false"/>
-          <w:caps w:val="false"/>
-          <w:sz w:val="22"/>
-          <w:szCs w:val="22"/>
-        </w:rPr>
-        <w:t xml:space="preserve">Essa fórmula evidencia três relações importantes para o dimensionamento de um SBD: (i) o MTTDL cresce com o quadrado do MTTF de cada disco individual, ou seja, discos mais confiáveis têm impacto desproporcionalmente positivo na confiabilidade do arranjo; (ii) o MTTDL cai à medida que o número de discos N aumenta, já que arranjos maiores têm mais oportunidades de uma segunda falha ocorrer; e (iii) o MTTDL cai linearmente com o aumento do MTTR, o que explica por que reduzir o tempo de reconstrução (por exemplo, com hot spares já instalados e prontos, reduzindo o tempo até o início do rebuild) é uma prática recomendada. É justamente essa sensibilidade ao MTTR — agravada pelos discos de alta capacidade atuais — que motiva o uso de RAID6 (tolerante a duas falhas simultâneas) em arranjos grandes, como discutido na Seção 8.7.</w:t>
+        <w:t>A aproximação evidencia tendências, mas só sob discos idênticos, falhas independentes e exponenciais, detecção imediata, reparo perfeito e unidades consistentes. Ela não inclui URE, setores latentes, falhas correlacionadas nem carga de rebuild. Disponibilidade é outra métrica: A = MTTF/(MTTF+MTTR). Exemplo: MTTF de 1.000.000 h e MTTR de 24 h resulta em A ≈ 99,9976%, sem transformar o valor em garantia.</w:t>
       </w:r>
     </w:p>
     <w:p>
@@ -3757,20 +3163,8 @@
             <w:vAlign w:val="center"/>
           </w:tcPr>
           <w:p>
-            <w:pPr>
-              <w:spacing w:after="40"/>
-              <w:jc w:val="left"/>
-            </w:pPr>
-            <w:r>
-              <w:rPr>
-                <w:rFonts w:ascii="Calibri" w:cs="Calibri" w:eastAsia="Calibri" w:hAnsi="Calibri"/>
-                <w:b/>
-                <w:bCs/>
-                <w:color w:val="FFFFFF"/>
-                <w:sz w:val="16"/>
-                <w:szCs w:val="16"/>
-              </w:rPr>
-              <w:t xml:space="preserve">Nível</w:t>
+            <w:r>
+              <w:t>Nível</w:t>
             </w:r>
           </w:p>
         </w:tc>
@@ -3787,20 +3181,8 @@
             <w:vAlign w:val="center"/>
           </w:tcPr>
           <w:p>
-            <w:pPr>
-              <w:spacing w:after="40"/>
-              <w:jc w:val="left"/>
-            </w:pPr>
-            <w:r>
-              <w:rPr>
-                <w:rFonts w:ascii="Calibri" w:cs="Calibri" w:eastAsia="Calibri" w:hAnsi="Calibri"/>
-                <w:b/>
-                <w:bCs/>
-                <w:color w:val="FFFFFF"/>
-                <w:sz w:val="16"/>
-                <w:szCs w:val="16"/>
-              </w:rPr>
-              <w:t xml:space="preserve">Nº mín. discos</w:t>
+            <w:r>
+              <w:t>Mínimo / útil</w:t>
             </w:r>
           </w:p>
         </w:tc>
@@ -3817,20 +3199,8 @@
             <w:vAlign w:val="center"/>
           </w:tcPr>
           <w:p>
-            <w:pPr>
-              <w:spacing w:after="40"/>
-              <w:jc w:val="left"/>
-            </w:pPr>
-            <w:r>
-              <w:rPr>
-                <w:rFonts w:ascii="Calibri" w:cs="Calibri" w:eastAsia="Calibri" w:hAnsi="Calibri"/>
-                <w:b/>
-                <w:bCs/>
-                <w:color w:val="FFFFFF"/>
-                <w:sz w:val="16"/>
-                <w:szCs w:val="16"/>
-              </w:rPr>
-              <w:t xml:space="preserve">Técnica</w:t>
+            <w:r>
+              <w:t>Dados e paridade</w:t>
             </w:r>
           </w:p>
         </w:tc>
@@ -3847,20 +3217,8 @@
             <w:vAlign w:val="center"/>
           </w:tcPr>
           <w:p>
-            <w:pPr>
-              <w:spacing w:after="40"/>
-              <w:jc w:val="left"/>
-            </w:pPr>
-            <w:r>
-              <w:rPr>
-                <w:rFonts w:ascii="Calibri" w:cs="Calibri" w:eastAsia="Calibri" w:hAnsi="Calibri"/>
-                <w:b/>
-                <w:bCs/>
-                <w:color w:val="FFFFFF"/>
-                <w:sz w:val="16"/>
-                <w:szCs w:val="16"/>
-              </w:rPr>
-              <w:t xml:space="preserve">Discos tolerados</w:t>
+            <w:r>
+              <w:t>Falhas e rebuild</w:t>
             </w:r>
           </w:p>
         </w:tc>
@@ -3877,20 +3235,8 @@
             <w:vAlign w:val="center"/>
           </w:tcPr>
           <w:p>
-            <w:pPr>
-              <w:spacing w:after="40"/>
-              <w:jc w:val="left"/>
-            </w:pPr>
-            <w:r>
-              <w:rPr>
-                <w:rFonts w:ascii="Calibri" w:cs="Calibri" w:eastAsia="Calibri" w:hAnsi="Calibri"/>
-                <w:b/>
-                <w:bCs/>
-                <w:color w:val="FFFFFF"/>
-                <w:sz w:val="16"/>
-                <w:szCs w:val="16"/>
-              </w:rPr>
-              <w:t xml:space="preserve">Capacidade útil</w:t>
+            <w:r>
+              <w:t>Leitura / escrita</w:t>
             </w:r>
           </w:p>
         </w:tc>
@@ -3907,20 +3253,8 @@
             <w:vAlign w:val="center"/>
           </w:tcPr>
           <w:p>
-            <w:pPr>
-              <w:spacing w:after="40"/>
-              <w:jc w:val="left"/>
-            </w:pPr>
-            <w:r>
-              <w:rPr>
-                <w:rFonts w:ascii="Calibri" w:cs="Calibri" w:eastAsia="Calibri" w:hAnsi="Calibri"/>
-                <w:b/>
-                <w:bCs/>
-                <w:color w:val="FFFFFF"/>
-                <w:sz w:val="16"/>
-                <w:szCs w:val="16"/>
-              </w:rPr>
-              <w:t xml:space="preserve">Desempenho escrita</w:t>
+            <w:r>
+              <w:t>Vantagens e limitações</w:t>
             </w:r>
           </w:p>
         </w:tc>
@@ -3937,20 +3271,8 @@
             <w:vAlign w:val="center"/>
           </w:tcPr>
           <w:p>
-            <w:pPr>
-              <w:spacing w:after="40"/>
-              <w:jc w:val="left"/>
-            </w:pPr>
-            <w:r>
-              <w:rPr>
-                <w:rFonts w:ascii="Calibri" w:cs="Calibri" w:eastAsia="Calibri" w:hAnsi="Calibri"/>
-                <w:b/>
-                <w:bCs/>
-                <w:color w:val="FFFFFF"/>
-                <w:sz w:val="16"/>
-                <w:szCs w:val="16"/>
-              </w:rPr>
-              <w:t xml:space="preserve">Uso recomendado em SBD</w:t>
+            <w:r>
+              <w:t>Uso atual</w:t>
             </w:r>
           </w:p>
         </w:tc>
@@ -3968,19 +3290,8 @@
             <w:vAlign w:val="center"/>
           </w:tcPr>
           <w:p>
-            <w:pPr>
-              <w:spacing w:after="40"/>
-              <w:jc w:val="left"/>
-            </w:pPr>
-            <w:r>
-              <w:rPr>
-                <w:rFonts w:ascii="Calibri" w:cs="Calibri" w:eastAsia="Calibri" w:hAnsi="Calibri"/>
-                <w:b w:val="false"/>
-                <w:bCs w:val="false"/>
-                <w:sz w:val="16"/>
-                <w:szCs w:val="16"/>
-              </w:rPr>
-              <w:t xml:space="preserve">RAID 0</w:t>
+            <w:r>
+              <w:t>0</w:t>
             </w:r>
           </w:p>
         </w:tc>
@@ -3996,19 +3307,8 @@
             <w:vAlign w:val="center"/>
           </w:tcPr>
           <w:p>
-            <w:pPr>
-              <w:spacing w:after="40"/>
-              <w:jc w:val="left"/>
-            </w:pPr>
-            <w:r>
-              <w:rPr>
-                <w:rFonts w:ascii="Calibri" w:cs="Calibri" w:eastAsia="Calibri" w:hAnsi="Calibri"/>
-                <w:b w:val="false"/>
-                <w:bCs w:val="false"/>
-                <w:sz w:val="16"/>
-                <w:szCs w:val="16"/>
-              </w:rPr>
-              <w:t xml:space="preserve">2</w:t>
+            <w:r>
+              <w:t>2 / N×</w:t>
             </w:r>
           </w:p>
         </w:tc>
@@ -4024,19 +3324,8 @@
             <w:vAlign w:val="center"/>
           </w:tcPr>
           <w:p>
-            <w:pPr>
-              <w:spacing w:after="40"/>
-              <w:jc w:val="left"/>
-            </w:pPr>
-            <w:r>
-              <w:rPr>
-                <w:rFonts w:ascii="Calibri" w:cs="Calibri" w:eastAsia="Calibri" w:hAnsi="Calibri"/>
-                <w:b w:val="false"/>
-                <w:bCs w:val="false"/>
-                <w:sz w:val="16"/>
-                <w:szCs w:val="16"/>
-              </w:rPr>
-              <w:t xml:space="preserve">Striping em bloco</w:t>
+            <w:r>
+              <w:t>Striping; sem paridade</w:t>
             </w:r>
           </w:p>
         </w:tc>
@@ -4052,19 +3341,8 @@
             <w:vAlign w:val="center"/>
           </w:tcPr>
           <w:p>
-            <w:pPr>
-              <w:spacing w:after="40"/>
-              <w:jc w:val="left"/>
-            </w:pPr>
-            <w:r>
-              <w:rPr>
-                <w:rFonts w:ascii="Calibri" w:cs="Calibri" w:eastAsia="Calibri" w:hAnsi="Calibri"/>
-                <w:b w:val="false"/>
-                <w:bCs w:val="false"/>
-                <w:sz w:val="16"/>
-                <w:szCs w:val="16"/>
-              </w:rPr>
-              <w:t xml:space="preserve">0</w:t>
+            <w:r>
+              <w:t>0; qualquer falha perde volume</w:t>
             </w:r>
           </w:p>
         </w:tc>
@@ -4080,19 +3358,8 @@
             <w:vAlign w:val="center"/>
           </w:tcPr>
           <w:p>
-            <w:pPr>
-              <w:spacing w:after="40"/>
-              <w:jc w:val="left"/>
-            </w:pPr>
-            <w:r>
-              <w:rPr>
-                <w:rFonts w:ascii="Calibri" w:cs="Calibri" w:eastAsia="Calibri" w:hAnsi="Calibri"/>
-                <w:b w:val="false"/>
-                <w:bCs w:val="false"/>
-                <w:sz w:val="16"/>
-                <w:szCs w:val="16"/>
-              </w:rPr>
-              <w:t xml:space="preserve">N × disco</w:t>
+            <w:r>
+              <w:t>Altas / altas</w:t>
             </w:r>
           </w:p>
         </w:tc>
@@ -4108,19 +3375,8 @@
             <w:vAlign w:val="center"/>
           </w:tcPr>
           <w:p>
-            <w:pPr>
-              <w:spacing w:after="40"/>
-              <w:jc w:val="left"/>
-            </w:pPr>
-            <w:r>
-              <w:rPr>
-                <w:rFonts w:ascii="Calibri" w:cs="Calibri" w:eastAsia="Calibri" w:hAnsi="Calibri"/>
-                <w:b w:val="false"/>
-                <w:bCs w:val="false"/>
-                <w:sz w:val="16"/>
-                <w:szCs w:val="16"/>
-              </w:rPr>
-              <w:t xml:space="preserve">Muito alto</w:t>
+            <w:r>
+              <w:t>Capacidade e desempenho; sem proteção</w:t>
             </w:r>
           </w:p>
         </w:tc>
@@ -4136,19 +3392,8 @@
             <w:vAlign w:val="center"/>
           </w:tcPr>
           <w:p>
-            <w:pPr>
-              <w:spacing w:after="40"/>
-              <w:jc w:val="left"/>
-            </w:pPr>
-            <w:r>
-              <w:rPr>
-                <w:rFonts w:ascii="Calibri" w:cs="Calibri" w:eastAsia="Calibri" w:hAnsi="Calibri"/>
-                <w:b w:val="false"/>
-                <w:bCs w:val="false"/>
-                <w:sz w:val="16"/>
-                <w:szCs w:val="16"/>
-              </w:rPr>
-              <w:t xml:space="preserve">Dados não críticos/temporários (tempdb)</w:t>
+            <w:r>
+              <w:t>Scratch recriável apenas</w:t>
             </w:r>
           </w:p>
         </w:tc>
@@ -4166,19 +3411,8 @@
             <w:vAlign w:val="center"/>
           </w:tcPr>
           <w:p>
-            <w:pPr>
-              <w:spacing w:after="40"/>
-              <w:jc w:val="left"/>
-            </w:pPr>
-            <w:r>
-              <w:rPr>
-                <w:rFonts w:ascii="Calibri" w:cs="Calibri" w:eastAsia="Calibri" w:hAnsi="Calibri"/>
-                <w:b w:val="false"/>
-                <w:bCs w:val="false"/>
-                <w:sz w:val="16"/>
-                <w:szCs w:val="16"/>
-              </w:rPr>
-              <w:t xml:space="preserve">RAID 1</w:t>
+            <w:r>
+              <w:t>1</w:t>
             </w:r>
           </w:p>
         </w:tc>
@@ -4194,19 +3428,8 @@
             <w:vAlign w:val="center"/>
           </w:tcPr>
           <w:p>
-            <w:pPr>
-              <w:spacing w:after="40"/>
-              <w:jc w:val="left"/>
-            </w:pPr>
-            <w:r>
-              <w:rPr>
-                <w:rFonts w:ascii="Calibri" w:cs="Calibri" w:eastAsia="Calibri" w:hAnsi="Calibri"/>
-                <w:b w:val="false"/>
-                <w:bCs w:val="false"/>
-                <w:sz w:val="16"/>
-                <w:szCs w:val="16"/>
-              </w:rPr>
-              <w:t xml:space="preserve">2</w:t>
+            <w:r>
+              <w:t>2 / 50%</w:t>
             </w:r>
           </w:p>
         </w:tc>
@@ -4222,19 +3445,8 @@
             <w:vAlign w:val="center"/>
           </w:tcPr>
           <w:p>
-            <w:pPr>
-              <w:spacing w:after="40"/>
-              <w:jc w:val="left"/>
-            </w:pPr>
-            <w:r>
-              <w:rPr>
-                <w:rFonts w:ascii="Calibri" w:cs="Calibri" w:eastAsia="Calibri" w:hAnsi="Calibri"/>
-                <w:b w:val="false"/>
-                <w:bCs w:val="false"/>
-                <w:sz w:val="16"/>
-                <w:szCs w:val="16"/>
-              </w:rPr>
-              <w:t xml:space="preserve">Espelhamento (mirroring)</w:t>
+            <w:r>
+              <w:t>Espelho</w:t>
             </w:r>
           </w:p>
         </w:tc>
@@ -4250,19 +3462,8 @@
             <w:vAlign w:val="center"/>
           </w:tcPr>
           <w:p>
-            <w:pPr>
-              <w:spacing w:after="40"/>
-              <w:jc w:val="left"/>
-            </w:pPr>
-            <w:r>
-              <w:rPr>
-                <w:rFonts w:ascii="Calibri" w:cs="Calibri" w:eastAsia="Calibri" w:hAnsi="Calibri"/>
-                <w:b w:val="false"/>
-                <w:bCs w:val="false"/>
-                <w:sz w:val="16"/>
-                <w:szCs w:val="16"/>
-              </w:rPr>
-              <w:t xml:space="preserve">1 (de 2)</w:t>
+            <w:r>
+              <w:t>1 por par; copia do sobrevivente</w:t>
             </w:r>
           </w:p>
         </w:tc>
@@ -4278,19 +3479,8 @@
             <w:vAlign w:val="center"/>
           </w:tcPr>
           <w:p>
-            <w:pPr>
-              <w:spacing w:after="40"/>
-              <w:jc w:val="left"/>
-            </w:pPr>
-            <w:r>
-              <w:rPr>
-                <w:rFonts w:ascii="Calibri" w:cs="Calibri" w:eastAsia="Calibri" w:hAnsi="Calibri"/>
-                <w:b w:val="false"/>
-                <w:bCs w:val="false"/>
-                <w:sz w:val="16"/>
-                <w:szCs w:val="16"/>
-              </w:rPr>
-              <w:t xml:space="preserve">1 × disco</w:t>
+            <w:r>
+              <w:t>Boa / 2 gravações</w:t>
             </w:r>
           </w:p>
         </w:tc>
@@ -4306,19 +3496,8 @@
             <w:vAlign w:val="center"/>
           </w:tcPr>
           <w:p>
-            <w:pPr>
-              <w:spacing w:after="40"/>
-              <w:jc w:val="left"/>
-            </w:pPr>
-            <w:r>
-              <w:rPr>
-                <w:rFonts w:ascii="Calibri" w:cs="Calibri" w:eastAsia="Calibri" w:hAnsi="Calibri"/>
-                <w:b w:val="false"/>
-                <w:bCs w:val="false"/>
-                <w:sz w:val="16"/>
-                <w:szCs w:val="16"/>
-              </w:rPr>
-              <w:t xml:space="preserve">Moderado (2 gravações)</w:t>
+            <w:r>
+              <w:t>Simples; custo de 50%</w:t>
             </w:r>
           </w:p>
         </w:tc>
@@ -4334,19 +3513,8 @@
             <w:vAlign w:val="center"/>
           </w:tcPr>
           <w:p>
-            <w:pPr>
-              <w:spacing w:after="40"/>
-              <w:jc w:val="left"/>
-            </w:pPr>
-            <w:r>
-              <w:rPr>
-                <w:rFonts w:ascii="Calibri" w:cs="Calibri" w:eastAsia="Calibri" w:hAnsi="Calibri"/>
-                <w:b w:val="false"/>
-                <w:bCs w:val="false"/>
-                <w:sz w:val="16"/>
-                <w:szCs w:val="16"/>
-              </w:rPr>
-              <w:t xml:space="preserve">Logs de transação, volumes de sistema</w:t>
+            <w:r>
+              <w:t>Logs/sistema com backup</w:t>
             </w:r>
           </w:p>
         </w:tc>
@@ -4364,19 +3532,8 @@
             <w:vAlign w:val="center"/>
           </w:tcPr>
           <w:p>
-            <w:pPr>
-              <w:spacing w:after="40"/>
-              <w:jc w:val="left"/>
-            </w:pPr>
-            <w:r>
-              <w:rPr>
-                <w:rFonts w:ascii="Calibri" w:cs="Calibri" w:eastAsia="Calibri" w:hAnsi="Calibri"/>
-                <w:b w:val="false"/>
-                <w:bCs w:val="false"/>
-                <w:sz w:val="16"/>
-                <w:szCs w:val="16"/>
-              </w:rPr>
-              <w:t xml:space="preserve">RAID 2</w:t>
+            <w:r>
+              <w:t>2</w:t>
             </w:r>
           </w:p>
         </w:tc>
@@ -4392,19 +3549,8 @@
             <w:vAlign w:val="center"/>
           </w:tcPr>
           <w:p>
-            <w:pPr>
-              <w:spacing w:after="40"/>
-              <w:jc w:val="left"/>
-            </w:pPr>
-            <w:r>
-              <w:rPr>
-                <w:rFonts w:ascii="Calibri" w:cs="Calibri" w:eastAsia="Calibri" w:hAnsi="Calibri"/>
-                <w:b w:val="false"/>
-                <w:bCs w:val="false"/>
-                <w:sz w:val="16"/>
-                <w:szCs w:val="16"/>
-              </w:rPr>
-              <w:t xml:space="preserve">Muitos (ex.: 10+4)</w:t>
+            <w:r>
+              <w:t>Vários / variante</w:t>
             </w:r>
           </w:p>
         </w:tc>
@@ -4420,19 +3566,8 @@
             <w:vAlign w:val="center"/>
           </w:tcPr>
           <w:p>
-            <w:pPr>
-              <w:spacing w:after="40"/>
-              <w:jc w:val="left"/>
-            </w:pPr>
-            <w:r>
-              <w:rPr>
-                <w:rFonts w:ascii="Calibri" w:cs="Calibri" w:eastAsia="Calibri" w:hAnsi="Calibri"/>
-                <w:b w:val="false"/>
-                <w:bCs w:val="false"/>
-                <w:sz w:val="16"/>
-                <w:szCs w:val="16"/>
-              </w:rPr>
-              <w:t xml:space="preserve">Striping em bit + Hamming</w:t>
+            <w:r>
+              <w:t>Bits + código Hamming dedicado</w:t>
             </w:r>
           </w:p>
         </w:tc>
@@ -4448,19 +3583,8 @@
             <w:vAlign w:val="center"/>
           </w:tcPr>
           <w:p>
-            <w:pPr>
-              <w:spacing w:after="40"/>
-              <w:jc w:val="left"/>
-            </w:pPr>
-            <w:r>
-              <w:rPr>
-                <w:rFonts w:ascii="Calibri" w:cs="Calibri" w:eastAsia="Calibri" w:hAnsi="Calibri"/>
-                <w:b w:val="false"/>
-                <w:bCs w:val="false"/>
-                <w:sz w:val="16"/>
-                <w:szCs w:val="16"/>
-              </w:rPr>
-              <w:t xml:space="preserve">1 (teórico)</w:t>
+            <w:r>
+              <w:t>Depende do código</w:t>
             </w:r>
           </w:p>
         </w:tc>
@@ -4476,19 +3600,8 @@
             <w:vAlign w:val="center"/>
           </w:tcPr>
           <w:p>
-            <w:pPr>
-              <w:spacing w:after="40"/>
-              <w:jc w:val="left"/>
-            </w:pPr>
-            <w:r>
-              <w:rPr>
-                <w:rFonts w:ascii="Calibri" w:cs="Calibri" w:eastAsia="Calibri" w:hAnsi="Calibri"/>
-                <w:b w:val="false"/>
-                <w:bCs w:val="false"/>
-                <w:sz w:val="16"/>
-                <w:szCs w:val="16"/>
-              </w:rPr>
-              <w:t xml:space="preserve">(N−checkdisks) × disco</w:t>
+            <w:r>
+              <w:t>Lockstep</w:t>
             </w:r>
           </w:p>
         </w:tc>
@@ -4504,19 +3617,8 @@
             <w:vAlign w:val="center"/>
           </w:tcPr>
           <w:p>
-            <w:pPr>
-              <w:spacing w:after="40"/>
-              <w:jc w:val="left"/>
-            </w:pPr>
-            <w:r>
-              <w:rPr>
-                <w:rFonts w:ascii="Calibri" w:cs="Calibri" w:eastAsia="Calibri" w:hAnsi="Calibri"/>
-                <w:b w:val="false"/>
-                <w:bCs w:val="false"/>
-                <w:sz w:val="16"/>
-                <w:szCs w:val="16"/>
-              </w:rPr>
-              <w:t xml:space="preserve">Alto (teórico)</w:t>
+            <w:r>
+              <w:t>Histórico; discos já fazem ECC</w:t>
             </w:r>
           </w:p>
         </w:tc>
@@ -4532,19 +3634,8 @@
             <w:vAlign w:val="center"/>
           </w:tcPr>
           <w:p>
-            <w:pPr>
-              <w:spacing w:after="40"/>
-              <w:jc w:val="left"/>
-            </w:pPr>
-            <w:r>
-              <w:rPr>
-                <w:rFonts w:ascii="Calibri" w:cs="Calibri" w:eastAsia="Calibri" w:hAnsi="Calibri"/>
-                <w:b w:val="false"/>
-                <w:bCs w:val="false"/>
-                <w:sz w:val="16"/>
-                <w:szCs w:val="16"/>
-              </w:rPr>
-              <w:t xml:space="preserve">Obsoleto — sem uso comercial atual</w:t>
+            <w:r>
+              <w:t>Obsoleto</w:t>
             </w:r>
           </w:p>
         </w:tc>
@@ -4562,19 +3653,8 @@
             <w:vAlign w:val="center"/>
           </w:tcPr>
           <w:p>
-            <w:pPr>
-              <w:spacing w:after="40"/>
-              <w:jc w:val="left"/>
-            </w:pPr>
-            <w:r>
-              <w:rPr>
-                <w:rFonts w:ascii="Calibri" w:cs="Calibri" w:eastAsia="Calibri" w:hAnsi="Calibri"/>
-                <w:b w:val="false"/>
-                <w:bCs w:val="false"/>
-                <w:sz w:val="16"/>
-                <w:szCs w:val="16"/>
-              </w:rPr>
-              <w:t xml:space="preserve">RAID 3</w:t>
+            <w:r>
+              <w:t>3</w:t>
             </w:r>
           </w:p>
         </w:tc>
@@ -4590,19 +3670,8 @@
             <w:vAlign w:val="center"/>
           </w:tcPr>
           <w:p>
-            <w:pPr>
-              <w:spacing w:after="40"/>
-              <w:jc w:val="left"/>
-            </w:pPr>
-            <w:r>
-              <w:rPr>
-                <w:rFonts w:ascii="Calibri" w:cs="Calibri" w:eastAsia="Calibri" w:hAnsi="Calibri"/>
-                <w:b w:val="false"/>
-                <w:bCs w:val="false"/>
-                <w:sz w:val="16"/>
-                <w:szCs w:val="16"/>
-              </w:rPr>
-              <w:t xml:space="preserve">3</w:t>
+            <w:r>
+              <w:t>3 / (N−1)×</w:t>
             </w:r>
           </w:p>
         </w:tc>
@@ -4618,19 +3687,8 @@
             <w:vAlign w:val="center"/>
           </w:tcPr>
           <w:p>
-            <w:pPr>
-              <w:spacing w:after="40"/>
-              <w:jc w:val="left"/>
-            </w:pPr>
-            <w:r>
-              <w:rPr>
-                <w:rFonts w:ascii="Calibri" w:cs="Calibri" w:eastAsia="Calibri" w:hAnsi="Calibri"/>
-                <w:b w:val="false"/>
-                <w:bCs w:val="false"/>
-                <w:sz w:val="16"/>
-                <w:szCs w:val="16"/>
-              </w:rPr>
-              <w:t xml:space="preserve">Striping byte + paridade dedicada</w:t>
+            <w:r>
+              <w:t>Byte/fino + paridade dedicada</w:t>
             </w:r>
           </w:p>
         </w:tc>
@@ -4646,19 +3704,8 @@
             <w:vAlign w:val="center"/>
           </w:tcPr>
           <w:p>
-            <w:pPr>
-              <w:spacing w:after="40"/>
-              <w:jc w:val="left"/>
-            </w:pPr>
-            <w:r>
-              <w:rPr>
-                <w:rFonts w:ascii="Calibri" w:cs="Calibri" w:eastAsia="Calibri" w:hAnsi="Calibri"/>
-                <w:b w:val="false"/>
-                <w:bCs w:val="false"/>
-                <w:sz w:val="16"/>
-                <w:szCs w:val="16"/>
-              </w:rPr>
-              <w:t xml:space="preserve">1</w:t>
+            <w:r>
+              <w:t>1; todos participam</w:t>
             </w:r>
           </w:p>
         </w:tc>
@@ -4674,19 +3721,8 @@
             <w:vAlign w:val="center"/>
           </w:tcPr>
           <w:p>
-            <w:pPr>
-              <w:spacing w:after="40"/>
-              <w:jc w:val="left"/>
-            </w:pPr>
-            <w:r>
-              <w:rPr>
-                <w:rFonts w:ascii="Calibri" w:cs="Calibri" w:eastAsia="Calibri" w:hAnsi="Calibri"/>
-                <w:b w:val="false"/>
-                <w:bCs w:val="false"/>
-                <w:sz w:val="16"/>
-                <w:szCs w:val="16"/>
-              </w:rPr>
-              <w:t xml:space="preserve">(N−1) × disco</w:t>
+            <w:r>
+              <w:t>Sequencial boa / gargalo</w:t>
             </w:r>
           </w:p>
         </w:tc>
@@ -4702,19 +3738,8 @@
             <w:vAlign w:val="center"/>
           </w:tcPr>
           <w:p>
-            <w:pPr>
-              <w:spacing w:after="40"/>
-              <w:jc w:val="left"/>
-            </w:pPr>
-            <w:r>
-              <w:rPr>
-                <w:rFonts w:ascii="Calibri" w:cs="Calibri" w:eastAsia="Calibri" w:hAnsi="Calibri"/>
-                <w:b w:val="false"/>
-                <w:bCs w:val="false"/>
-                <w:sz w:val="16"/>
-                <w:szCs w:val="16"/>
-              </w:rPr>
-              <w:t xml:space="preserve">Baixo (gargalo na paridade)</w:t>
+            <w:r>
+              <w:t>Bom stream; baixa concorrência</w:t>
             </w:r>
           </w:p>
         </w:tc>
@@ -4730,19 +3755,8 @@
             <w:vAlign w:val="center"/>
           </w:tcPr>
           <w:p>
-            <w:pPr>
-              <w:spacing w:after="40"/>
-              <w:jc w:val="left"/>
-            </w:pPr>
-            <w:r>
-              <w:rPr>
-                <w:rFonts w:ascii="Calibri" w:cs="Calibri" w:eastAsia="Calibri" w:hAnsi="Calibri"/>
-                <w:b w:val="false"/>
-                <w:bCs w:val="false"/>
-                <w:sz w:val="16"/>
-                <w:szCs w:val="16"/>
-              </w:rPr>
-              <w:t xml:space="preserve">Transferências sequenciais grandes (streaming, bulk load)</w:t>
+            <w:r>
+              <w:t>Histórico</w:t>
             </w:r>
           </w:p>
         </w:tc>
@@ -4760,19 +3774,8 @@
             <w:vAlign w:val="center"/>
           </w:tcPr>
           <w:p>
-            <w:pPr>
-              <w:spacing w:after="40"/>
-              <w:jc w:val="left"/>
-            </w:pPr>
-            <w:r>
-              <w:rPr>
-                <w:rFonts w:ascii="Calibri" w:cs="Calibri" w:eastAsia="Calibri" w:hAnsi="Calibri"/>
-                <w:b w:val="false"/>
-                <w:bCs w:val="false"/>
-                <w:sz w:val="16"/>
-                <w:szCs w:val="16"/>
-              </w:rPr>
-              <w:t xml:space="preserve">RAID 4</w:t>
+            <w:r>
+              <w:t>4</w:t>
             </w:r>
           </w:p>
         </w:tc>
@@ -4788,19 +3791,8 @@
             <w:vAlign w:val="center"/>
           </w:tcPr>
           <w:p>
-            <w:pPr>
-              <w:spacing w:after="40"/>
-              <w:jc w:val="left"/>
-            </w:pPr>
-            <w:r>
-              <w:rPr>
-                <w:rFonts w:ascii="Calibri" w:cs="Calibri" w:eastAsia="Calibri" w:hAnsi="Calibri"/>
-                <w:b w:val="false"/>
-                <w:bCs w:val="false"/>
-                <w:sz w:val="16"/>
-                <w:szCs w:val="16"/>
-              </w:rPr>
-              <w:t xml:space="preserve">3</w:t>
+            <w:r>
+              <w:t>3 / (N−1)×</w:t>
             </w:r>
           </w:p>
         </w:tc>
@@ -4816,19 +3808,8 @@
             <w:vAlign w:val="center"/>
           </w:tcPr>
           <w:p>
-            <w:pPr>
-              <w:spacing w:after="40"/>
-              <w:jc w:val="left"/>
-            </w:pPr>
-            <w:r>
-              <w:rPr>
-                <w:rFonts w:ascii="Calibri" w:cs="Calibri" w:eastAsia="Calibri" w:hAnsi="Calibri"/>
-                <w:b w:val="false"/>
-                <w:bCs w:val="false"/>
-                <w:sz w:val="16"/>
-                <w:szCs w:val="16"/>
-              </w:rPr>
-              <w:t xml:space="preserve">Striping em bloco + paridade dedicada</w:t>
+            <w:r>
+              <w:t>Bloco + paridade dedicada</w:t>
             </w:r>
           </w:p>
         </w:tc>
@@ -4844,19 +3825,8 @@
             <w:vAlign w:val="center"/>
           </w:tcPr>
           <w:p>
-            <w:pPr>
-              <w:spacing w:after="40"/>
-              <w:jc w:val="left"/>
-            </w:pPr>
-            <w:r>
-              <w:rPr>
-                <w:rFonts w:ascii="Calibri" w:cs="Calibri" w:eastAsia="Calibri" w:hAnsi="Calibri"/>
-                <w:b w:val="false"/>
-                <w:bCs w:val="false"/>
-                <w:sz w:val="16"/>
-                <w:szCs w:val="16"/>
-              </w:rPr>
-              <w:t xml:space="preserve">1</w:t>
+            <w:r>
+              <w:t>1; paridade é gargalo</w:t>
             </w:r>
           </w:p>
         </w:tc>
@@ -4872,19 +3842,8 @@
             <w:vAlign w:val="center"/>
           </w:tcPr>
           <w:p>
-            <w:pPr>
-              <w:spacing w:after="40"/>
-              <w:jc w:val="left"/>
-            </w:pPr>
-            <w:r>
-              <w:rPr>
-                <w:rFonts w:ascii="Calibri" w:cs="Calibri" w:eastAsia="Calibri" w:hAnsi="Calibri"/>
-                <w:b w:val="false"/>
-                <w:bCs w:val="false"/>
-                <w:sz w:val="16"/>
-                <w:szCs w:val="16"/>
-              </w:rPr>
-              <w:t xml:space="preserve">(N−1) × disco</w:t>
+            <w:r>
+              <w:t>Leituras paralelas / escrita penalizada</w:t>
             </w:r>
           </w:p>
         </w:tc>
@@ -4900,19 +3859,8 @@
             <w:vAlign w:val="center"/>
           </w:tcPr>
           <w:p>
-            <w:pPr>
-              <w:spacing w:after="40"/>
-              <w:jc w:val="left"/>
-            </w:pPr>
-            <w:r>
-              <w:rPr>
-                <w:rFonts w:ascii="Calibri" w:cs="Calibri" w:eastAsia="Calibri" w:hAnsi="Calibri"/>
-                <w:b w:val="false"/>
-                <w:bCs w:val="false"/>
-                <w:sz w:val="16"/>
-                <w:szCs w:val="16"/>
-              </w:rPr>
-              <w:t xml:space="preserve">Baixo (gargalo na paridade)</w:t>
+            <w:r>
+              <w:t>Simples; gargalo central</w:t>
             </w:r>
           </w:p>
         </w:tc>
@@ -4928,19 +3876,8 @@
             <w:vAlign w:val="center"/>
           </w:tcPr>
           <w:p>
-            <w:pPr>
-              <w:spacing w:after="40"/>
-              <w:jc w:val="left"/>
-            </w:pPr>
-            <w:r>
-              <w:rPr>
-                <w:rFonts w:ascii="Calibri" w:cs="Calibri" w:eastAsia="Calibri" w:hAnsi="Calibri"/>
-                <w:b w:val="false"/>
-                <w:bCs w:val="false"/>
-                <w:sz w:val="16"/>
-                <w:szCs w:val="16"/>
-              </w:rPr>
-              <w:t xml:space="preserve">Pouco usado — superado pelo RAID5</w:t>
+            <w:r>
+              <w:t>Nicho/histórico</w:t>
             </w:r>
           </w:p>
         </w:tc>
@@ -4958,19 +3895,8 @@
             <w:vAlign w:val="center"/>
           </w:tcPr>
           <w:p>
-            <w:pPr>
-              <w:spacing w:after="40"/>
-              <w:jc w:val="left"/>
-            </w:pPr>
-            <w:r>
-              <w:rPr>
-                <w:rFonts w:ascii="Calibri" w:cs="Calibri" w:eastAsia="Calibri" w:hAnsi="Calibri"/>
-                <w:b w:val="false"/>
-                <w:bCs w:val="false"/>
-                <w:sz w:val="16"/>
-                <w:szCs w:val="16"/>
-              </w:rPr>
-              <w:t xml:space="preserve">RAID 5</w:t>
+            <w:r>
+              <w:t>5</w:t>
             </w:r>
           </w:p>
         </w:tc>
@@ -4986,19 +3912,8 @@
             <w:vAlign w:val="center"/>
           </w:tcPr>
           <w:p>
-            <w:pPr>
-              <w:spacing w:after="40"/>
-              <w:jc w:val="left"/>
-            </w:pPr>
-            <w:r>
-              <w:rPr>
-                <w:rFonts w:ascii="Calibri" w:cs="Calibri" w:eastAsia="Calibri" w:hAnsi="Calibri"/>
-                <w:b w:val="false"/>
-                <w:bCs w:val="false"/>
-                <w:sz w:val="16"/>
-                <w:szCs w:val="16"/>
-              </w:rPr>
-              <w:t xml:space="preserve">3</w:t>
+            <w:r>
+              <w:t>3 / (N−1)×</w:t>
             </w:r>
           </w:p>
         </w:tc>
@@ -5014,19 +3929,8 @@
             <w:vAlign w:val="center"/>
           </w:tcPr>
           <w:p>
-            <w:pPr>
-              <w:spacing w:after="40"/>
-              <w:jc w:val="left"/>
-            </w:pPr>
-            <w:r>
-              <w:rPr>
-                <w:rFonts w:ascii="Calibri" w:cs="Calibri" w:eastAsia="Calibri" w:hAnsi="Calibri"/>
-                <w:b w:val="false"/>
-                <w:bCs w:val="false"/>
-                <w:sz w:val="16"/>
-                <w:szCs w:val="16"/>
-              </w:rPr>
-              <w:t xml:space="preserve">Striping em bloco + paridade distribuída</w:t>
+            <w:r>
+              <w:t>Bloco + paridade distribuída</w:t>
             </w:r>
           </w:p>
         </w:tc>
@@ -5042,19 +3946,8 @@
             <w:vAlign w:val="center"/>
           </w:tcPr>
           <w:p>
-            <w:pPr>
-              <w:spacing w:after="40"/>
-              <w:jc w:val="left"/>
-            </w:pPr>
-            <w:r>
-              <w:rPr>
-                <w:rFonts w:ascii="Calibri" w:cs="Calibri" w:eastAsia="Calibri" w:hAnsi="Calibri"/>
-                <w:b w:val="false"/>
-                <w:bCs w:val="false"/>
-                <w:sz w:val="16"/>
-                <w:szCs w:val="16"/>
-              </w:rPr>
-              <w:t xml:space="preserve">1</w:t>
+            <w:r>
+              <w:t>1; janela longa e URE importam</w:t>
             </w:r>
           </w:p>
         </w:tc>
@@ -5070,19 +3963,8 @@
             <w:vAlign w:val="center"/>
           </w:tcPr>
           <w:p>
-            <w:pPr>
-              <w:spacing w:after="40"/>
-              <w:jc w:val="left"/>
-            </w:pPr>
-            <w:r>
-              <w:rPr>
-                <w:rFonts w:ascii="Calibri" w:cs="Calibri" w:eastAsia="Calibri" w:hAnsi="Calibri"/>
-                <w:b w:val="false"/>
-                <w:bCs w:val="false"/>
-                <w:sz w:val="16"/>
-                <w:szCs w:val="16"/>
-              </w:rPr>
-              <w:t xml:space="preserve">(N−1) × disco</w:t>
+            <w:r>
+              <w:t>Boa / RMW 4 I/Os no caso pequeno</w:t>
             </w:r>
           </w:p>
         </w:tc>
@@ -5098,19 +3980,8 @@
             <w:vAlign w:val="center"/>
           </w:tcPr>
           <w:p>
-            <w:pPr>
-              <w:spacing w:after="40"/>
-              <w:jc w:val="left"/>
-            </w:pPr>
-            <w:r>
-              <w:rPr>
-                <w:rFonts w:ascii="Calibri" w:cs="Calibri" w:eastAsia="Calibri" w:hAnsi="Calibri"/>
-                <w:b w:val="false"/>
-                <w:bCs w:val="false"/>
-                <w:sz w:val="16"/>
-                <w:szCs w:val="16"/>
-              </w:rPr>
-              <w:t xml:space="preserve">Moderado (write penalty)</w:t>
+            <w:r>
+              <w:t>Eficiência; risco em discos grandes</w:t>
             </w:r>
           </w:p>
         </w:tc>
@@ -5126,19 +3997,8 @@
             <w:vAlign w:val="center"/>
           </w:tcPr>
           <w:p>
-            <w:pPr>
-              <w:spacing w:after="40"/>
-              <w:jc w:val="left"/>
-            </w:pPr>
-            <w:r>
-              <w:rPr>
-                <w:rFonts w:ascii="Calibri" w:cs="Calibri" w:eastAsia="Calibri" w:hAnsi="Calibri"/>
-                <w:b w:val="false"/>
-                <w:bCs w:val="false"/>
-                <w:sz w:val="16"/>
-                <w:szCs w:val="16"/>
-              </w:rPr>
-              <w:t xml:space="preserve">Uso geral em SBD; equilíbrio custo × desempenho</w:t>
+            <w:r>
+              <w:t>Somente após análise de rebuild</w:t>
             </w:r>
           </w:p>
         </w:tc>
@@ -5156,19 +4016,8 @@
             <w:vAlign w:val="center"/>
           </w:tcPr>
           <w:p>
-            <w:pPr>
-              <w:spacing w:after="40"/>
-              <w:jc w:val="left"/>
-            </w:pPr>
-            <w:r>
-              <w:rPr>
-                <w:rFonts w:ascii="Calibri" w:cs="Calibri" w:eastAsia="Calibri" w:hAnsi="Calibri"/>
-                <w:b w:val="false"/>
-                <w:bCs w:val="false"/>
-                <w:sz w:val="16"/>
-                <w:szCs w:val="16"/>
-              </w:rPr>
-              <w:t xml:space="preserve">RAID 6</w:t>
+            <w:r>
+              <w:t>6</w:t>
             </w:r>
           </w:p>
         </w:tc>
@@ -5184,19 +4033,8 @@
             <w:vAlign w:val="center"/>
           </w:tcPr>
           <w:p>
-            <w:pPr>
-              <w:spacing w:after="40"/>
-              <w:jc w:val="left"/>
-            </w:pPr>
-            <w:r>
-              <w:rPr>
-                <w:rFonts w:ascii="Calibri" w:cs="Calibri" w:eastAsia="Calibri" w:hAnsi="Calibri"/>
-                <w:b w:val="false"/>
-                <w:bCs w:val="false"/>
-                <w:sz w:val="16"/>
-                <w:szCs w:val="16"/>
-              </w:rPr>
-              <w:t xml:space="preserve">4</w:t>
+            <w:r>
+              <w:t>4 / (N−2)×</w:t>
             </w:r>
           </w:p>
         </w:tc>
@@ -5212,19 +4050,8 @@
             <w:vAlign w:val="center"/>
           </w:tcPr>
           <w:p>
-            <w:pPr>
-              <w:spacing w:after="40"/>
-              <w:jc w:val="left"/>
-            </w:pPr>
-            <w:r>
-              <w:rPr>
-                <w:rFonts w:ascii="Calibri" w:cs="Calibri" w:eastAsia="Calibri" w:hAnsi="Calibri"/>
-                <w:b w:val="false"/>
-                <w:bCs w:val="false"/>
-                <w:sz w:val="16"/>
-                <w:szCs w:val="16"/>
-              </w:rPr>
-              <w:t xml:space="preserve">Striping em bloco + dupla paridade distribuída</w:t>
+            <w:r>
+              <w:t>Bloco + dupla paridade</w:t>
             </w:r>
           </w:p>
         </w:tc>
@@ -5240,19 +4067,8 @@
             <w:vAlign w:val="center"/>
           </w:tcPr>
           <w:p>
-            <w:pPr>
-              <w:spacing w:after="40"/>
-              <w:jc w:val="left"/>
-            </w:pPr>
-            <w:r>
-              <w:rPr>
-                <w:rFonts w:ascii="Calibri" w:cs="Calibri" w:eastAsia="Calibri" w:hAnsi="Calibri"/>
-                <w:b w:val="false"/>
-                <w:bCs w:val="false"/>
-                <w:sz w:val="16"/>
-                <w:szCs w:val="16"/>
-              </w:rPr>
-              <w:t xml:space="preserve">2</w:t>
+            <w:r>
+              <w:t>2; rebuild ainda degrada</w:t>
             </w:r>
           </w:p>
         </w:tc>
@@ -5268,19 +4084,8 @@
             <w:vAlign w:val="center"/>
           </w:tcPr>
           <w:p>
-            <w:pPr>
-              <w:spacing w:after="40"/>
-              <w:jc w:val="left"/>
-            </w:pPr>
-            <w:r>
-              <w:rPr>
-                <w:rFonts w:ascii="Calibri" w:cs="Calibri" w:eastAsia="Calibri" w:hAnsi="Calibri"/>
-                <w:b w:val="false"/>
-                <w:bCs w:val="false"/>
-                <w:sz w:val="16"/>
-                <w:szCs w:val="16"/>
-              </w:rPr>
-              <w:t xml:space="preserve">(N−2) × disco</w:t>
+            <w:r>
+              <w:t>Boa / RMW até 6 I/Os no caso pequeno</w:t>
             </w:r>
           </w:p>
         </w:tc>
@@ -5296,19 +4101,8 @@
             <w:vAlign w:val="center"/>
           </w:tcPr>
           <w:p>
-            <w:pPr>
-              <w:spacing w:after="40"/>
-              <w:jc w:val="left"/>
-            </w:pPr>
-            <w:r>
-              <w:rPr>
-                <w:rFonts w:ascii="Calibri" w:cs="Calibri" w:eastAsia="Calibri" w:hAnsi="Calibri"/>
-                <w:b w:val="false"/>
-                <w:bCs w:val="false"/>
-                <w:sz w:val="16"/>
-                <w:szCs w:val="16"/>
-              </w:rPr>
-              <w:t xml:space="preserve">Moderado-baixo</w:t>
+            <w:r>
+              <w:t>Mais proteção; escrita/capacidade</w:t>
             </w:r>
           </w:p>
         </w:tc>
@@ -5324,19 +4118,8 @@
             <w:vAlign w:val="center"/>
           </w:tcPr>
           <w:p>
-            <w:pPr>
-              <w:spacing w:after="40"/>
-              <w:jc w:val="left"/>
-            </w:pPr>
-            <w:r>
-              <w:rPr>
-                <w:rFonts w:ascii="Calibri" w:cs="Calibri" w:eastAsia="Calibri" w:hAnsi="Calibri"/>
-                <w:b w:val="false"/>
-                <w:bCs w:val="false"/>
-                <w:sz w:val="16"/>
-                <w:szCs w:val="16"/>
-              </w:rPr>
-              <w:t xml:space="preserve">Arranjos grandes/discos de alta capacidade</w:t>
+            <w:r>
+              <w:t>Arrays grandes, condicionado</w:t>
             </w:r>
           </w:p>
         </w:tc>
@@ -5354,19 +4137,8 @@
             <w:vAlign w:val="center"/>
           </w:tcPr>
           <w:p>
-            <w:pPr>
-              <w:spacing w:after="40"/>
-              <w:jc w:val="left"/>
-            </w:pPr>
-            <w:r>
-              <w:rPr>
-                <w:rFonts w:ascii="Calibri" w:cs="Calibri" w:eastAsia="Calibri" w:hAnsi="Calibri"/>
-                <w:b w:val="false"/>
-                <w:bCs w:val="false"/>
-                <w:sz w:val="16"/>
-                <w:szCs w:val="16"/>
-              </w:rPr>
-              <w:t xml:space="preserve">RAID 0+1</w:t>
+            <w:r>
+              <w:t>0+1</w:t>
             </w:r>
           </w:p>
         </w:tc>
@@ -5382,19 +4154,8 @@
             <w:vAlign w:val="center"/>
           </w:tcPr>
           <w:p>
-            <w:pPr>
-              <w:spacing w:after="40"/>
-              <w:jc w:val="left"/>
-            </w:pPr>
-            <w:r>
-              <w:rPr>
-                <w:rFonts w:ascii="Calibri" w:cs="Calibri" w:eastAsia="Calibri" w:hAnsi="Calibri"/>
-                <w:b w:val="false"/>
-                <w:bCs w:val="false"/>
-                <w:sz w:val="16"/>
-                <w:szCs w:val="16"/>
-              </w:rPr>
-              <w:t xml:space="preserve">4</w:t>
+            <w:r>
+              <w:t>4 / 50%</w:t>
             </w:r>
           </w:p>
         </w:tc>
@@ -5410,19 +4171,8 @@
             <w:vAlign w:val="center"/>
           </w:tcPr>
           <w:p>
-            <w:pPr>
-              <w:spacing w:after="40"/>
-              <w:jc w:val="left"/>
-            </w:pPr>
-            <w:r>
-              <w:rPr>
-                <w:rFonts w:ascii="Calibri" w:cs="Calibri" w:eastAsia="Calibri" w:hAnsi="Calibri"/>
-                <w:b w:val="false"/>
-                <w:bCs w:val="false"/>
-                <w:sz w:val="16"/>
-                <w:szCs w:val="16"/>
-              </w:rPr>
-              <w:t xml:space="preserve">Espelho de dois stripes</w:t>
+            <w:r>
+              <w:t>Espelho de stripes</w:t>
             </w:r>
           </w:p>
         </w:tc>
@@ -5438,19 +4188,8 @@
             <w:vAlign w:val="center"/>
           </w:tcPr>
           <w:p>
-            <w:pPr>
-              <w:spacing w:after="40"/>
-              <w:jc w:val="left"/>
-            </w:pPr>
-            <w:r>
-              <w:rPr>
-                <w:rFonts w:ascii="Calibri" w:cs="Calibri" w:eastAsia="Calibri" w:hAnsi="Calibri"/>
-                <w:b w:val="false"/>
-                <w:bCs w:val="false"/>
-                <w:sz w:val="16"/>
-                <w:szCs w:val="16"/>
-              </w:rPr>
-              <w:t xml:space="preserve">1 (risco elevado na 2ª falha)</w:t>
+            <w:r>
+              <w:t>Depende da localização; recopia conjunto</w:t>
             </w:r>
           </w:p>
         </w:tc>
@@ -5466,19 +4205,8 @@
             <w:vAlign w:val="center"/>
           </w:tcPr>
           <w:p>
-            <w:pPr>
-              <w:spacing w:after="40"/>
-              <w:jc w:val="left"/>
-            </w:pPr>
-            <w:r>
-              <w:rPr>
-                <w:rFonts w:ascii="Calibri" w:cs="Calibri" w:eastAsia="Calibri" w:hAnsi="Calibri"/>
-                <w:b w:val="false"/>
-                <w:bCs w:val="false"/>
-                <w:sz w:val="16"/>
-                <w:szCs w:val="16"/>
-              </w:rPr>
-              <w:t xml:space="preserve">50%</w:t>
+            <w:r>
+              <w:t>Alta / alta</w:t>
             </w:r>
           </w:p>
         </w:tc>
@@ -5494,19 +4222,8 @@
             <w:vAlign w:val="center"/>
           </w:tcPr>
           <w:p>
-            <w:pPr>
-              <w:spacing w:after="40"/>
-              <w:jc w:val="left"/>
-            </w:pPr>
-            <w:r>
-              <w:rPr>
-                <w:rFonts w:ascii="Calibri" w:cs="Calibri" w:eastAsia="Calibri" w:hAnsi="Calibri"/>
-                <w:b w:val="false"/>
-                <w:bCs w:val="false"/>
-                <w:sz w:val="16"/>
-                <w:szCs w:val="16"/>
-              </w:rPr>
-              <w:t xml:space="preserve">Alto</w:t>
+            <w:r>
+              <w:t>Segunda falha no conjunto sobrevivente perde</w:t>
             </w:r>
           </w:p>
         </w:tc>
@@ -5522,19 +4239,8 @@
             <w:vAlign w:val="center"/>
           </w:tcPr>
           <w:p>
-            <w:pPr>
-              <w:spacing w:after="40"/>
-              <w:jc w:val="left"/>
-            </w:pPr>
-            <w:r>
-              <w:rPr>
-                <w:rFonts w:ascii="Calibri" w:cs="Calibri" w:eastAsia="Calibri" w:hAnsi="Calibri"/>
-                <w:b w:val="false"/>
-                <w:bCs w:val="false"/>
-                <w:sz w:val="16"/>
-                <w:szCs w:val="16"/>
-              </w:rPr>
-              <w:t xml:space="preserve">Pouco recomendado — RAID10 é preferível</w:t>
+            <w:r>
+              <w:t>RAID 10 preferível</w:t>
             </w:r>
           </w:p>
         </w:tc>
@@ -5552,19 +4258,8 @@
             <w:vAlign w:val="center"/>
           </w:tcPr>
           <w:p>
-            <w:pPr>
-              <w:spacing w:after="40"/>
-              <w:jc w:val="left"/>
-            </w:pPr>
-            <w:r>
-              <w:rPr>
-                <w:rFonts w:ascii="Calibri" w:cs="Calibri" w:eastAsia="Calibri" w:hAnsi="Calibri"/>
-                <w:b w:val="false"/>
-                <w:bCs w:val="false"/>
-                <w:sz w:val="16"/>
-                <w:szCs w:val="16"/>
-              </w:rPr>
-              <w:t xml:space="preserve">RAID 10</w:t>
+            <w:r>
+              <w:t>10</w:t>
             </w:r>
           </w:p>
         </w:tc>
@@ -5580,19 +4275,8 @@
             <w:vAlign w:val="center"/>
           </w:tcPr>
           <w:p>
-            <w:pPr>
-              <w:spacing w:after="40"/>
-              <w:jc w:val="left"/>
-            </w:pPr>
-            <w:r>
-              <w:rPr>
-                <w:rFonts w:ascii="Calibri" w:cs="Calibri" w:eastAsia="Calibri" w:hAnsi="Calibri"/>
-                <w:b w:val="false"/>
-                <w:bCs w:val="false"/>
-                <w:sz w:val="16"/>
-                <w:szCs w:val="16"/>
-              </w:rPr>
-              <w:t xml:space="preserve">4</w:t>
+            <w:r>
+              <w:t>4 / 50%</w:t>
             </w:r>
           </w:p>
         </w:tc>
@@ -5608,19 +4292,8 @@
             <w:vAlign w:val="center"/>
           </w:tcPr>
           <w:p>
-            <w:pPr>
-              <w:spacing w:after="40"/>
-              <w:jc w:val="left"/>
-            </w:pPr>
-            <w:r>
-              <w:rPr>
-                <w:rFonts w:ascii="Calibri" w:cs="Calibri" w:eastAsia="Calibri" w:hAnsi="Calibri"/>
-                <w:b w:val="false"/>
-                <w:bCs w:val="false"/>
-                <w:sz w:val="16"/>
-                <w:szCs w:val="16"/>
-              </w:rPr>
-              <w:t xml:space="preserve">Stripe de espelhos</w:t>
+            <w:r>
+              <w:t>Stripe de pares espelhados</w:t>
             </w:r>
           </w:p>
         </w:tc>
@@ -5636,19 +4309,8 @@
             <w:vAlign w:val="center"/>
           </w:tcPr>
           <w:p>
-            <w:pPr>
-              <w:spacing w:after="40"/>
-              <w:jc w:val="left"/>
-            </w:pPr>
-            <w:r>
-              <w:rPr>
-                <w:rFonts w:ascii="Calibri" w:cs="Calibri" w:eastAsia="Calibri" w:hAnsi="Calibri"/>
-                <w:b w:val="false"/>
-                <w:bCs w:val="false"/>
-                <w:sz w:val="16"/>
-                <w:szCs w:val="16"/>
-              </w:rPr>
-              <w:t xml:space="preserve">Múltiplos (pares distintos)</w:t>
+            <w:r>
+              <w:t>Várias, se em pares distintos</w:t>
             </w:r>
           </w:p>
         </w:tc>
@@ -5664,19 +4326,8 @@
             <w:vAlign w:val="center"/>
           </w:tcPr>
           <w:p>
-            <w:pPr>
-              <w:spacing w:after="40"/>
-              <w:jc w:val="left"/>
-            </w:pPr>
-            <w:r>
-              <w:rPr>
-                <w:rFonts w:ascii="Calibri" w:cs="Calibri" w:eastAsia="Calibri" w:hAnsi="Calibri"/>
-                <w:b w:val="false"/>
-                <w:bCs w:val="false"/>
-                <w:sz w:val="16"/>
-                <w:szCs w:val="16"/>
-              </w:rPr>
-              <w:t xml:space="preserve">50%</w:t>
+            <w:r>
+              <w:t>Alta / alta</w:t>
             </w:r>
           </w:p>
         </w:tc>
@@ -5692,19 +4343,8 @@
             <w:vAlign w:val="center"/>
           </w:tcPr>
           <w:p>
-            <w:pPr>
-              <w:spacing w:after="40"/>
-              <w:jc w:val="left"/>
-            </w:pPr>
-            <w:r>
-              <w:rPr>
-                <w:rFonts w:ascii="Calibri" w:cs="Calibri" w:eastAsia="Calibri" w:hAnsi="Calibri"/>
-                <w:b w:val="false"/>
-                <w:bCs w:val="false"/>
-                <w:sz w:val="16"/>
-                <w:szCs w:val="16"/>
-              </w:rPr>
-              <w:t xml:space="preserve">Alto</w:t>
+            <w:r>
+              <w:t>Rebuild localizado; custo 50%</w:t>
             </w:r>
           </w:p>
         </w:tc>
@@ -5720,19 +4360,8 @@
             <w:vAlign w:val="center"/>
           </w:tcPr>
           <w:p>
-            <w:pPr>
-              <w:spacing w:after="40"/>
-              <w:jc w:val="left"/>
-            </w:pPr>
-            <w:r>
-              <w:rPr>
-                <w:rFonts w:ascii="Calibri" w:cs="Calibri" w:eastAsia="Calibri" w:hAnsi="Calibri"/>
-                <w:b w:val="false"/>
-                <w:bCs w:val="false"/>
-                <w:sz w:val="16"/>
-                <w:szCs w:val="16"/>
-              </w:rPr>
-              <w:t xml:space="preserve">OLTP de alta transação — padrão para dados críticos</w:t>
+            <w:r>
+              <w:t>OLTP, após RPO/RTO</w:t>
             </w:r>
           </w:p>
         </w:tc>
@@ -6108,22 +4737,7 @@
         <w:jc w:val="both"/>
       </w:pPr>
       <w:r>
-        <w:rPr>
-          <w:rFonts w:ascii="Calibri" w:cs="Calibri" w:eastAsia="Calibri" w:hAnsi="Calibri"/>
-          <w:b/>
-          <w:bCs/>
-          <w:sz w:val="22"/>
-          <w:szCs w:val="22"/>
-        </w:rPr>
-        <w:t xml:space="preserve">Backup e arquivamento de longo prazo: </w:t>
-      </w:r>
-      <w:r>
-        <w:rPr>
-          <w:rFonts w:ascii="Calibri" w:cs="Calibri" w:eastAsia="Calibri" w:hAnsi="Calibri"/>
-          <w:sz w:val="22"/>
-          <w:szCs w:val="22"/>
-        </w:rPr>
-        <w:t xml:space="preserve">RAID6 é recomendado por sua tolerância a duas falhas simultâneas, essencial quando os dados precisam ser retidos por longos períodos e o tempo entre verificações/rebuilds pode ser maior.</w:t>
+        <w:t>Backup e arquivamento de longo prazo: RAID não é backup. Use cópia independente, versionada e preferencialmente off-site/imutável, com RPO, RTO e restauração testada. RAID 6 pode aumentar disponibilidade do repositório, mas não protege contra exclusão, corrupção propagada, ransomware ou perda do site/controlador.</w:t>
       </w:r>
     </w:p>
     <w:p>
@@ -6157,17 +4771,7 @@
         <w:jc w:val="both"/>
       </w:pPr>
       <w:r>
-        <w:rPr>
-          <w:rFonts w:ascii="Calibri" w:cs="Calibri" w:eastAsia="Calibri" w:hAnsi="Calibri"/>
-          <w:b w:val="false"/>
-          <w:bCs w:val="false"/>
-          <w:i w:val="false"/>
-          <w:iCs w:val="false"/>
-          <w:caps w:val="false"/>
-          <w:sz w:val="22"/>
-          <w:szCs w:val="22"/>
-        </w:rPr>
-        <w:t xml:space="preserve">Quanto à interface e à controladora, discos SAS com uma controladora RAID de hardware dotada de cache protegida por bateria (BBU) ou flash (FBWC) são a escolha típica para servidores de produção, por combinar dual-porting, fila de comandos profunda e certificação para operação contínua; SATA permanece adequado para cenários de custo mais sensível ou de menor criticidade; e USB4 (sobretudo a partir da Versão 2.0, com até 80 Gbps) vem se tornando uma opção cada vez mais viável para DAS externo de alto desempenho, como estações de backup ou ambientes de desenvolvimento/teste. eSATA e FireWire, por sua vez, são hoje interfaces predominantemente legadas, raramente escolhidas para novos projetos de SBD.</w:t>
+        <w:t>Quanto à interface/controladora, a escolha deve seguir mídia, fila, caminhos, flush/FUA, suporte e workload. SAS é uma opção empresarial; NVMe e software-defined storage também podem ser adequados. Cache write-back só é aceitável se protegido por bateria/flash e se respeitar flushes. USB4 é apropriado sobretudo a transporte, desenvolvimento e backup externo, não automaticamente a dados primários de produção.</w:t>
       </w:r>
     </w:p>
     <w:p>
@@ -8863,19 +7467,8 @@
             <w:vAlign w:val="center"/>
           </w:tcPr>
           <w:p>
-            <w:pPr>
-              <w:spacing w:after="40"/>
-              <w:jc w:val="left"/>
-            </w:pPr>
-            <w:r>
-              <w:rPr>
-                <w:rFonts w:ascii="Calibri" w:cs="Calibri" w:eastAsia="Calibri" w:hAnsi="Calibri"/>
-                <w:b w:val="false"/>
-                <w:bCs w:val="false"/>
-                <w:sz w:val="18"/>
-                <w:szCs w:val="18"/>
-              </w:rPr>
-              <w:t xml:space="preserve">[Espaço para o grupo]</w:t>
+            <w:r>
+              <w:t>RAID foi confundido com backup; MTTDL omitia hipóteses; shadowing foi tratado como sinônimo universal.</w:t>
             </w:r>
           </w:p>
         </w:tc>
@@ -8891,19 +7484,8 @@
             <w:vAlign w:val="center"/>
           </w:tcPr>
           <w:p>
-            <w:pPr>
-              <w:spacing w:after="40"/>
-              <w:jc w:val="left"/>
-            </w:pPr>
-            <w:r>
-              <w:rPr>
-                <w:rFonts w:ascii="Calibri" w:cs="Calibri" w:eastAsia="Calibri" w:hAnsi="Calibri"/>
-                <w:b w:val="false"/>
-                <w:bCs w:val="false"/>
-                <w:sz w:val="18"/>
-                <w:szCs w:val="18"/>
-              </w:rPr>
-              <w:t xml:space="preserve">[Como o grupo identificou este erro durante a revisão final]</w:t>
+            <w:r>
+              <w:t>Auditoria cruzada do relatório, slides e fontes primárias.</w:t>
             </w:r>
           </w:p>
         </w:tc>
@@ -8919,19 +7501,8 @@
             <w:vAlign w:val="center"/>
           </w:tcPr>
           <w:p>
-            <w:pPr>
-              <w:spacing w:after="40"/>
-              <w:jc w:val="left"/>
-            </w:pPr>
-            <w:r>
-              <w:rPr>
-                <w:rFonts w:ascii="Calibri" w:cs="Calibri" w:eastAsia="Calibri" w:hAnsi="Calibri"/>
-                <w:b w:val="false"/>
-                <w:bCs w:val="false"/>
-                <w:sz w:val="18"/>
-                <w:szCs w:val="18"/>
-              </w:rPr>
-              <w:t xml:space="preserve">[Correção efetivamente aplicada pelo grupo]</w:t>
+            <w:r>
+              <w:t>Recomendação corrigida; hipóteses/availability adicionadas; conceitos separados.</w:t>
             </w:r>
           </w:p>
         </w:tc>
@@ -10590,25 +9161,6 @@
           <w:szCs w:val="22"/>
         </w:rPr>
         <w:t xml:space="preserve">NetApp, Inc. RAID-DP: NetApp Implementation of Double-Parity RAID for Data Protection. Technical Report.</w:t>
-      </w:r>
-    </w:p>
-    <w:p>
-      <w:pPr>
-        <w:spacing w:after="100" w:before="0" w:line="276"/>
-        <w:jc w:val="both"/>
-      </w:pPr>
-      <w:r>
-        <w:rPr>
-          <w:rFonts w:ascii="Calibri" w:cs="Calibri" w:eastAsia="Calibri" w:hAnsi="Calibri"/>
-          <w:b w:val="false"/>
-          <w:bCs w:val="false"/>
-          <w:i w:val="false"/>
-          <w:iCs w:val="false"/>
-          <w:caps w:val="false"/>
-          <w:sz w:val="22"/>
-          <w:szCs w:val="22"/>
-        </w:rPr>
-        <w:t xml:space="preserve">[Grupo]: incluir aqui quaisquer outras fontes efetivamente consultadas (documentação de fabricantes, sites técnicos, artigos), conforme utilizadas na elaboração final do trabalho.</w:t>
       </w:r>
     </w:p>
     <w:sectPr>
